--- a/stone/Supporto Presidia/02_Supporto/02_Template/14_ Schede prodotti chimici /Paraloid B-72.docx
+++ b/stone/Supporto Presidia/02_Supporto/02_Template/14_ Schede prodotti chimici /Paraloid B-72.docx
@@ -1,6 +1,6 @@
 
 <file path=word/document.xml><?xml version="1.0" encoding="utf-8"?>
-<w:document xmlns:wpc="http://schemas.microsoft.com/office/word/2010/wordprocessingCanvas" xmlns:cx="http://schemas.microsoft.com/office/drawing/2014/chartex" xmlns:cx1="http://schemas.microsoft.com/office/drawing/2015/9/8/chartex" xmlns:cx2="http://schemas.microsoft.com/office/drawing/2015/10/21/chartex" xmlns:cx3="http://schemas.microsoft.com/office/drawing/2016/5/9/chartex" xmlns:cx4="http://schemas.microsoft.com/office/drawing/2016/5/10/chartex" xmlns:cx5="http://schemas.microsoft.com/office/drawing/2016/5/11/chartex" xmlns:cx6="http://schemas.microsoft.com/office/drawing/2016/5/12/chartex" xmlns:cx7="http://schemas.microsoft.com/office/drawing/2016/5/13/chartex" xmlns:cx8="http://schemas.microsoft.com/office/drawing/2016/5/14/chartex" xmlns:mc="http://schemas.openxmlformats.org/markup-compatibility/2006" xmlns:aink="http://schemas.microsoft.com/office/drawing/2016/ink" xmlns:am3d="http://schemas.microsoft.com/office/drawing/2017/model3d" xmlns:o="urn:schemas-microsoft-com:office:office" xmlns:oel="http://schemas.microsoft.com/office/2019/extlst" xmlns:r="http://schemas.openxmlformats.org/officeDocument/2006/relationships" xmlns:m="http://schemas.openxmlformats.org/officeDocument/2006/math" xmlns:v="urn:schemas-microsoft-com:vml" xmlns:wp14="http://schemas.microsoft.com/office/word/2010/wordprocessingDrawing" xmlns:wp="http://schemas.openxmlformats.org/drawingml/2006/wordprocessingDrawing" xmlns:w10="urn:schemas-microsoft-com:office:word" xmlns:w="http://schemas.openxmlformats.org/wordprocessingml/2006/main" xmlns:w14="http://schemas.microsoft.com/office/word/2010/wordml" xmlns:w15="http://schemas.microsoft.com/office/word/2012/wordml" xmlns:w16cex="http://schemas.microsoft.com/office/word/2018/wordml/cex" xmlns:w16cid="http://schemas.microsoft.com/office/word/2016/wordml/cid" xmlns:w16="http://schemas.microsoft.com/office/word/2018/wordml" xmlns:w16sdtdh="http://schemas.microsoft.com/office/word/2020/wordml/sdtdatahash" xmlns:w16se="http://schemas.microsoft.com/office/word/2015/wordml/symex" xmlns:wpg="http://schemas.microsoft.com/office/word/2010/wordprocessingGroup" xmlns:wpi="http://schemas.microsoft.com/office/word/2010/wordprocessingInk" xmlns:wne="http://schemas.microsoft.com/office/word/2006/wordml" xmlns:wps="http://schemas.microsoft.com/office/word/2010/wordprocessingShape" mc:Ignorable="w14 w15 w16se w16cid w16 w16cex w16sdtdh wp14">
+<w:document xmlns:wpc="http://schemas.microsoft.com/office/word/2010/wordprocessingCanvas" xmlns:cx="http://schemas.microsoft.com/office/drawing/2014/chartex" xmlns:cx1="http://schemas.microsoft.com/office/drawing/2015/9/8/chartex" xmlns:cx2="http://schemas.microsoft.com/office/drawing/2015/10/21/chartex" xmlns:cx3="http://schemas.microsoft.com/office/drawing/2016/5/9/chartex" xmlns:cx4="http://schemas.microsoft.com/office/drawing/2016/5/10/chartex" xmlns:cx5="http://schemas.microsoft.com/office/drawing/2016/5/11/chartex" xmlns:cx6="http://schemas.microsoft.com/office/drawing/2016/5/12/chartex" xmlns:cx7="http://schemas.microsoft.com/office/drawing/2016/5/13/chartex" xmlns:cx8="http://schemas.microsoft.com/office/drawing/2016/5/14/chartex" xmlns:mc="http://schemas.openxmlformats.org/markup-compatibility/2006" xmlns:aink="http://schemas.microsoft.com/office/drawing/2016/ink" xmlns:am3d="http://schemas.microsoft.com/office/drawing/2017/model3d" xmlns:o="urn:schemas-microsoft-com:office:office" xmlns:oel="http://schemas.microsoft.com/office/2019/extlst" xmlns:r="http://schemas.openxmlformats.org/officeDocument/2006/relationships" xmlns:m="http://schemas.openxmlformats.org/officeDocument/2006/math" xmlns:v="urn:schemas-microsoft-com:vml" xmlns:wp14="http://schemas.microsoft.com/office/word/2010/wordprocessingDrawing" xmlns:wp="http://schemas.openxmlformats.org/drawingml/2006/wordprocessingDrawing" xmlns:w10="urn:schemas-microsoft-com:office:word" xmlns:w="http://schemas.openxmlformats.org/wordprocessingml/2006/main" xmlns:w14="http://schemas.microsoft.com/office/word/2010/wordml" xmlns:w15="http://schemas.microsoft.com/office/word/2012/wordml" xmlns:w16cex="http://schemas.microsoft.com/office/word/2018/wordml/cex" xmlns:w16cid="http://schemas.microsoft.com/office/word/2016/wordml/cid" xmlns:w16="http://schemas.microsoft.com/office/word/2018/wordml" xmlns:w16du="http://schemas.microsoft.com/office/word/2023/wordml/word16du" xmlns:w16sdtdh="http://schemas.microsoft.com/office/word/2020/wordml/sdtdatahash" xmlns:w16sdtfl="http://schemas.microsoft.com/office/word/2024/wordml/sdtformatlock" xmlns:w16se="http://schemas.microsoft.com/office/word/2015/wordml/symex" xmlns:wpg="http://schemas.microsoft.com/office/word/2010/wordprocessingGroup" xmlns:wpi="http://schemas.microsoft.com/office/word/2010/wordprocessingInk" xmlns:wne="http://schemas.microsoft.com/office/word/2006/wordml" xmlns:wps="http://schemas.microsoft.com/office/word/2010/wordprocessingShape" mc:Ignorable="w14 w15 w16se w16cid w16 w16cex w16sdtdh w16sdtfl w16du wp14">
   <w:body>
     <w:tbl>
       <w:tblPr>
@@ -56,11 +56,13 @@
             <w:pPr>
               <w:jc w:val="center"/>
               <w:rPr>
-                <w:b/>
-              </w:rPr>
-            </w:pPr>
-            <w:r>
-              <w:rPr>
+                <w:rFonts w:ascii="Aptos" w:hAnsi="Aptos"/>
+                <w:b/>
+              </w:rPr>
+            </w:pPr>
+            <w:r>
+              <w:rPr>
+                <w:rFonts w:ascii="Aptos" w:hAnsi="Aptos"/>
                 <w:b/>
               </w:rPr>
               <w:t>SCHEDA</w:t>
@@ -81,6 +83,7 @@
             <w:pPr>
               <w:jc w:val="center"/>
               <w:rPr>
+                <w:rFonts w:ascii="Aptos" w:hAnsi="Aptos"/>
                 <w:b/>
                 <w:sz w:val="28"/>
                 <w:szCs w:val="28"/>
@@ -102,12 +105,14 @@
             <w:pPr>
               <w:jc w:val="center"/>
               <w:rPr>
-                <w:sz w:val="20"/>
-                <w:szCs w:val="20"/>
-              </w:rPr>
-            </w:pPr>
-            <w:r>
-              <w:rPr>
+                <w:rFonts w:ascii="Aptos" w:hAnsi="Aptos"/>
+                <w:sz w:val="20"/>
+                <w:szCs w:val="20"/>
+              </w:rPr>
+            </w:pPr>
+            <w:r>
+              <w:rPr>
+                <w:rFonts w:ascii="Aptos" w:hAnsi="Aptos"/>
                 <w:sz w:val="20"/>
                 <w:szCs w:val="20"/>
               </w:rPr>
@@ -128,11 +133,13 @@
           <w:p>
             <w:pPr>
               <w:rPr>
-                <w:b/>
-              </w:rPr>
-            </w:pPr>
-            <w:r>
-              <w:rPr>
+                <w:rFonts w:ascii="Aptos" w:hAnsi="Aptos"/>
+                <w:b/>
+              </w:rPr>
+            </w:pPr>
+            <w:r>
+              <w:rPr>
+                <w:rFonts w:ascii="Aptos" w:hAnsi="Aptos"/>
                 <w:b/>
               </w:rPr>
               <w:t>Paraloid  B-72</w:t>
@@ -158,6 +165,7 @@
           <w:p>
             <w:pPr>
               <w:rPr>
+                <w:rFonts w:ascii="Aptos" w:hAnsi="Aptos"/>
                 <w:b/>
                 <w:sz w:val="10"/>
                 <w:szCs w:val="10"/>
@@ -184,11 +192,13 @@
           <w:p>
             <w:pPr>
               <w:rPr>
-                <w:b/>
-              </w:rPr>
-            </w:pPr>
-            <w:r>
-              <w:rPr>
+                <w:rFonts w:ascii="Aptos" w:hAnsi="Aptos"/>
+                <w:b/>
+              </w:rPr>
+            </w:pPr>
+            <w:r>
+              <w:rPr>
+                <w:rFonts w:ascii="Aptos" w:hAnsi="Aptos"/>
                 <w:b/>
               </w:rPr>
               <w:t>A</w:t>
@@ -209,11 +219,13 @@
           <w:p>
             <w:pPr>
               <w:rPr>
-                <w:b/>
-              </w:rPr>
-            </w:pPr>
-            <w:r>
-              <w:rPr>
+                <w:rFonts w:ascii="Aptos" w:hAnsi="Aptos"/>
+                <w:b/>
+              </w:rPr>
+            </w:pPr>
+            <w:r>
+              <w:rPr>
+                <w:rFonts w:ascii="Aptos" w:hAnsi="Aptos"/>
                 <w:b/>
               </w:rPr>
               <w:t>IDENTIFICAZIONE AGENTE</w:t>
@@ -239,6 +251,7 @@
           <w:p>
             <w:pPr>
               <w:rPr>
+                <w:rFonts w:ascii="Aptos" w:hAnsi="Aptos"/>
                 <w:b/>
                 <w:sz w:val="10"/>
                 <w:szCs w:val="10"/>
@@ -262,13 +275,15 @@
           <w:p>
             <w:pPr>
               <w:rPr>
-                <w:b/>
-                <w:sz w:val="20"/>
-                <w:szCs w:val="20"/>
-              </w:rPr>
-            </w:pPr>
-            <w:r>
-              <w:rPr>
+                <w:rFonts w:ascii="Aptos" w:hAnsi="Aptos"/>
+                <w:b/>
+                <w:sz w:val="20"/>
+                <w:szCs w:val="20"/>
+              </w:rPr>
+            </w:pPr>
+            <w:r>
+              <w:rPr>
+                <w:rFonts w:ascii="Aptos" w:hAnsi="Aptos"/>
                 <w:b/>
                 <w:sz w:val="20"/>
                 <w:szCs w:val="20"/>
@@ -288,13 +303,15 @@
           <w:p>
             <w:pPr>
               <w:rPr>
-                <w:b/>
-                <w:sz w:val="20"/>
-                <w:szCs w:val="20"/>
-              </w:rPr>
-            </w:pPr>
-            <w:r>
-              <w:rPr>
+                <w:rFonts w:ascii="Aptos" w:hAnsi="Aptos"/>
+                <w:b/>
+                <w:sz w:val="20"/>
+                <w:szCs w:val="20"/>
+              </w:rPr>
+            </w:pPr>
+            <w:r>
+              <w:rPr>
+                <w:rFonts w:ascii="Aptos" w:hAnsi="Aptos"/>
                 <w:b/>
                 <w:sz w:val="20"/>
                 <w:szCs w:val="20"/>
@@ -314,13 +331,15 @@
           <w:p>
             <w:pPr>
               <w:rPr>
-                <w:b/>
-                <w:sz w:val="20"/>
-                <w:szCs w:val="20"/>
-              </w:rPr>
-            </w:pPr>
-            <w:r>
-              <w:rPr>
+                <w:rFonts w:ascii="Aptos" w:hAnsi="Aptos"/>
+                <w:b/>
+                <w:sz w:val="20"/>
+                <w:szCs w:val="20"/>
+              </w:rPr>
+            </w:pPr>
+            <w:r>
+              <w:rPr>
+                <w:rFonts w:ascii="Aptos" w:hAnsi="Aptos"/>
                 <w:b/>
                 <w:sz w:val="20"/>
                 <w:szCs w:val="20"/>
@@ -342,17 +361,18 @@
               <w:bottom w:val="nil"/>
               <w:right w:val="nil"/>
             </w:tcBorders>
-            <w:shd w:val="clear" w:color="auto" w:fill="auto"/>
-          </w:tcPr>
-          <w:p>
-            <w:pPr>
-              <w:rPr>
+          </w:tcPr>
+          <w:p>
+            <w:pPr>
+              <w:rPr>
+                <w:rFonts w:ascii="Aptos" w:hAnsi="Aptos"/>
                 <w:sz w:val="18"/>
                 <w:szCs w:val="18"/>
               </w:rPr>
             </w:pPr>
             <w:r>
               <w:rPr>
+                <w:rFonts w:ascii="Aptos" w:hAnsi="Aptos"/>
                 <w:sz w:val="18"/>
                 <w:szCs w:val="18"/>
               </w:rPr>
@@ -370,6 +390,7 @@
             </w:r>
             <w:r>
               <w:rPr>
+                <w:rFonts w:ascii="Aptos" w:hAnsi="Aptos"/>
                 <w:sz w:val="18"/>
                 <w:szCs w:val="18"/>
               </w:rPr>
@@ -377,12 +398,14 @@
             </w:r>
             <w:r>
               <w:rPr>
+                <w:rFonts w:ascii="Aptos" w:hAnsi="Aptos"/>
                 <w:sz w:val="18"/>
                 <w:szCs w:val="18"/>
               </w:rPr>
             </w:r>
             <w:r>
               <w:rPr>
+                <w:rFonts w:ascii="Aptos" w:hAnsi="Aptos"/>
                 <w:sz w:val="18"/>
                 <w:szCs w:val="18"/>
               </w:rPr>
@@ -390,6 +413,7 @@
             </w:r>
             <w:r>
               <w:rPr>
+                <w:rFonts w:ascii="Aptos" w:hAnsi="Aptos"/>
                 <w:sz w:val="18"/>
                 <w:szCs w:val="18"/>
               </w:rPr>
@@ -405,17 +429,18 @@
               <w:left w:val="nil"/>
               <w:bottom w:val="nil"/>
             </w:tcBorders>
-            <w:shd w:val="clear" w:color="auto" w:fill="auto"/>
-          </w:tcPr>
-          <w:p>
-            <w:pPr>
-              <w:rPr>
-                <w:sz w:val="20"/>
-                <w:szCs w:val="20"/>
-              </w:rPr>
-            </w:pPr>
-            <w:r>
-              <w:rPr>
+          </w:tcPr>
+          <w:p>
+            <w:pPr>
+              <w:rPr>
+                <w:rFonts w:ascii="Aptos" w:hAnsi="Aptos"/>
+                <w:sz w:val="20"/>
+                <w:szCs w:val="20"/>
+              </w:rPr>
+            </w:pPr>
+            <w:r>
+              <w:rPr>
+                <w:rFonts w:ascii="Aptos" w:hAnsi="Aptos"/>
                 <w:sz w:val="20"/>
                 <w:szCs w:val="20"/>
               </w:rPr>
@@ -431,17 +456,18 @@
               <w:bottom w:val="nil"/>
               <w:right w:val="nil"/>
             </w:tcBorders>
-            <w:shd w:val="clear" w:color="auto" w:fill="auto"/>
-          </w:tcPr>
-          <w:p>
-            <w:pPr>
-              <w:rPr>
+          </w:tcPr>
+          <w:p>
+            <w:pPr>
+              <w:rPr>
+                <w:rFonts w:ascii="Aptos" w:hAnsi="Aptos"/>
                 <w:sz w:val="18"/>
                 <w:szCs w:val="18"/>
               </w:rPr>
             </w:pPr>
             <w:r>
               <w:rPr>
+                <w:rFonts w:ascii="Aptos" w:hAnsi="Aptos"/>
                 <w:sz w:val="18"/>
                 <w:szCs w:val="18"/>
               </w:rPr>
@@ -460,6 +486,7 @@
             </w:r>
             <w:r>
               <w:rPr>
+                <w:rFonts w:ascii="Aptos" w:hAnsi="Aptos"/>
                 <w:sz w:val="18"/>
                 <w:szCs w:val="18"/>
               </w:rPr>
@@ -467,12 +494,14 @@
             </w:r>
             <w:r>
               <w:rPr>
+                <w:rFonts w:ascii="Aptos" w:hAnsi="Aptos"/>
                 <w:sz w:val="18"/>
                 <w:szCs w:val="18"/>
               </w:rPr>
             </w:r>
             <w:r>
               <w:rPr>
+                <w:rFonts w:ascii="Aptos" w:hAnsi="Aptos"/>
                 <w:sz w:val="18"/>
                 <w:szCs w:val="18"/>
               </w:rPr>
@@ -480,6 +509,7 @@
             </w:r>
             <w:r>
               <w:rPr>
+                <w:rFonts w:ascii="Aptos" w:hAnsi="Aptos"/>
                 <w:sz w:val="18"/>
                 <w:szCs w:val="18"/>
               </w:rPr>
@@ -495,17 +525,18 @@
               <w:left w:val="nil"/>
               <w:bottom w:val="nil"/>
             </w:tcBorders>
-            <w:shd w:val="clear" w:color="auto" w:fill="auto"/>
-          </w:tcPr>
-          <w:p>
-            <w:pPr>
-              <w:rPr>
-                <w:sz w:val="20"/>
-                <w:szCs w:val="20"/>
-              </w:rPr>
-            </w:pPr>
-            <w:r>
-              <w:rPr>
+          </w:tcPr>
+          <w:p>
+            <w:pPr>
+              <w:rPr>
+                <w:rFonts w:ascii="Aptos" w:hAnsi="Aptos"/>
+                <w:sz w:val="20"/>
+                <w:szCs w:val="20"/>
+              </w:rPr>
+            </w:pPr>
+            <w:r>
+              <w:rPr>
+                <w:rFonts w:ascii="Aptos" w:hAnsi="Aptos"/>
                 <w:sz w:val="20"/>
                 <w:szCs w:val="20"/>
               </w:rPr>
@@ -520,17 +551,18 @@
               <w:bottom w:val="nil"/>
               <w:right w:val="nil"/>
             </w:tcBorders>
-            <w:shd w:val="clear" w:color="auto" w:fill="auto"/>
-          </w:tcPr>
-          <w:p>
-            <w:pPr>
-              <w:rPr>
+          </w:tcPr>
+          <w:p>
+            <w:pPr>
+              <w:rPr>
+                <w:rFonts w:ascii="Aptos" w:hAnsi="Aptos"/>
                 <w:sz w:val="18"/>
                 <w:szCs w:val="18"/>
               </w:rPr>
             </w:pPr>
             <w:r>
               <w:rPr>
+                <w:rFonts w:ascii="Aptos" w:hAnsi="Aptos"/>
                 <w:sz w:val="18"/>
                 <w:szCs w:val="18"/>
               </w:rPr>
@@ -548,6 +580,7 @@
             </w:r>
             <w:r>
               <w:rPr>
+                <w:rFonts w:ascii="Aptos" w:hAnsi="Aptos"/>
                 <w:sz w:val="18"/>
                 <w:szCs w:val="18"/>
               </w:rPr>
@@ -555,12 +588,14 @@
             </w:r>
             <w:r>
               <w:rPr>
+                <w:rFonts w:ascii="Aptos" w:hAnsi="Aptos"/>
                 <w:sz w:val="18"/>
                 <w:szCs w:val="18"/>
               </w:rPr>
             </w:r>
             <w:r>
               <w:rPr>
+                <w:rFonts w:ascii="Aptos" w:hAnsi="Aptos"/>
                 <w:sz w:val="18"/>
                 <w:szCs w:val="18"/>
               </w:rPr>
@@ -568,6 +603,7 @@
             </w:r>
             <w:r>
               <w:rPr>
+                <w:rFonts w:ascii="Aptos" w:hAnsi="Aptos"/>
                 <w:sz w:val="18"/>
                 <w:szCs w:val="18"/>
               </w:rPr>
@@ -583,17 +619,18 @@
               <w:left w:val="nil"/>
               <w:bottom w:val="nil"/>
             </w:tcBorders>
-            <w:shd w:val="clear" w:color="auto" w:fill="auto"/>
-          </w:tcPr>
-          <w:p>
-            <w:pPr>
-              <w:rPr>
-                <w:sz w:val="20"/>
-                <w:szCs w:val="20"/>
-              </w:rPr>
-            </w:pPr>
-            <w:r>
-              <w:rPr>
+          </w:tcPr>
+          <w:p>
+            <w:pPr>
+              <w:rPr>
+                <w:rFonts w:ascii="Aptos" w:hAnsi="Aptos"/>
+                <w:sz w:val="20"/>
+                <w:szCs w:val="20"/>
+              </w:rPr>
+            </w:pPr>
+            <w:r>
+              <w:rPr>
+                <w:rFonts w:ascii="Aptos" w:hAnsi="Aptos"/>
                 <w:sz w:val="20"/>
                 <w:szCs w:val="20"/>
               </w:rPr>
@@ -618,17 +655,18 @@
               <w:bottom w:val="nil"/>
               <w:right w:val="nil"/>
             </w:tcBorders>
-            <w:shd w:val="clear" w:color="auto" w:fill="auto"/>
-          </w:tcPr>
-          <w:p>
-            <w:pPr>
-              <w:rPr>
-                <w:sz w:val="20"/>
-                <w:szCs w:val="20"/>
-              </w:rPr>
-            </w:pPr>
-            <w:r>
-              <w:rPr>
+          </w:tcPr>
+          <w:p>
+            <w:pPr>
+              <w:rPr>
+                <w:rFonts w:ascii="Aptos" w:hAnsi="Aptos"/>
+                <w:sz w:val="20"/>
+                <w:szCs w:val="20"/>
+              </w:rPr>
+            </w:pPr>
+            <w:r>
+              <w:rPr>
+                <w:rFonts w:ascii="Aptos" w:hAnsi="Aptos"/>
                 <w:sz w:val="18"/>
                 <w:szCs w:val="18"/>
               </w:rPr>
@@ -647,6 +685,7 @@
             </w:r>
             <w:r>
               <w:rPr>
+                <w:rFonts w:ascii="Aptos" w:hAnsi="Aptos"/>
                 <w:sz w:val="18"/>
                 <w:szCs w:val="18"/>
               </w:rPr>
@@ -654,12 +693,14 @@
             </w:r>
             <w:r>
               <w:rPr>
+                <w:rFonts w:ascii="Aptos" w:hAnsi="Aptos"/>
                 <w:sz w:val="18"/>
                 <w:szCs w:val="18"/>
               </w:rPr>
             </w:r>
             <w:r>
               <w:rPr>
+                <w:rFonts w:ascii="Aptos" w:hAnsi="Aptos"/>
                 <w:sz w:val="18"/>
                 <w:szCs w:val="18"/>
               </w:rPr>
@@ -667,6 +708,7 @@
             </w:r>
             <w:r>
               <w:rPr>
+                <w:rFonts w:ascii="Aptos" w:hAnsi="Aptos"/>
                 <w:sz w:val="18"/>
                 <w:szCs w:val="18"/>
               </w:rPr>
@@ -683,17 +725,18 @@
               <w:left w:val="nil"/>
               <w:bottom w:val="nil"/>
             </w:tcBorders>
-            <w:shd w:val="clear" w:color="auto" w:fill="auto"/>
-          </w:tcPr>
-          <w:p>
-            <w:pPr>
-              <w:rPr>
-                <w:sz w:val="20"/>
-                <w:szCs w:val="20"/>
-              </w:rPr>
-            </w:pPr>
-            <w:r>
-              <w:rPr>
+          </w:tcPr>
+          <w:p>
+            <w:pPr>
+              <w:rPr>
+                <w:rFonts w:ascii="Aptos" w:hAnsi="Aptos"/>
+                <w:sz w:val="20"/>
+                <w:szCs w:val="20"/>
+              </w:rPr>
+            </w:pPr>
+            <w:r>
+              <w:rPr>
+                <w:rFonts w:ascii="Aptos" w:hAnsi="Aptos"/>
                 <w:sz w:val="20"/>
                 <w:szCs w:val="20"/>
               </w:rPr>
@@ -710,17 +753,18 @@
               <w:bottom w:val="nil"/>
               <w:right w:val="nil"/>
             </w:tcBorders>
-            <w:shd w:val="clear" w:color="auto" w:fill="auto"/>
-          </w:tcPr>
-          <w:p>
-            <w:pPr>
-              <w:rPr>
-                <w:sz w:val="20"/>
-                <w:szCs w:val="20"/>
-              </w:rPr>
-            </w:pPr>
-            <w:r>
-              <w:rPr>
+          </w:tcPr>
+          <w:p>
+            <w:pPr>
+              <w:rPr>
+                <w:rFonts w:ascii="Aptos" w:hAnsi="Aptos"/>
+                <w:sz w:val="20"/>
+                <w:szCs w:val="20"/>
+              </w:rPr>
+            </w:pPr>
+            <w:r>
+              <w:rPr>
+                <w:rFonts w:ascii="Aptos" w:hAnsi="Aptos"/>
                 <w:sz w:val="18"/>
                 <w:szCs w:val="18"/>
               </w:rPr>
@@ -738,6 +782,7 @@
             </w:r>
             <w:r>
               <w:rPr>
+                <w:rFonts w:ascii="Aptos" w:hAnsi="Aptos"/>
                 <w:sz w:val="18"/>
                 <w:szCs w:val="18"/>
               </w:rPr>
@@ -745,12 +790,14 @@
             </w:r>
             <w:r>
               <w:rPr>
+                <w:rFonts w:ascii="Aptos" w:hAnsi="Aptos"/>
                 <w:sz w:val="18"/>
                 <w:szCs w:val="18"/>
               </w:rPr>
             </w:r>
             <w:r>
               <w:rPr>
+                <w:rFonts w:ascii="Aptos" w:hAnsi="Aptos"/>
                 <w:sz w:val="18"/>
                 <w:szCs w:val="18"/>
               </w:rPr>
@@ -758,6 +805,7 @@
             </w:r>
             <w:r>
               <w:rPr>
+                <w:rFonts w:ascii="Aptos" w:hAnsi="Aptos"/>
                 <w:sz w:val="18"/>
                 <w:szCs w:val="18"/>
               </w:rPr>
@@ -774,17 +822,18 @@
               <w:left w:val="nil"/>
               <w:bottom w:val="nil"/>
             </w:tcBorders>
-            <w:shd w:val="clear" w:color="auto" w:fill="auto"/>
-          </w:tcPr>
-          <w:p>
-            <w:pPr>
-              <w:rPr>
-                <w:sz w:val="20"/>
-                <w:szCs w:val="20"/>
-              </w:rPr>
-            </w:pPr>
-            <w:r>
-              <w:rPr>
+          </w:tcPr>
+          <w:p>
+            <w:pPr>
+              <w:rPr>
+                <w:rFonts w:ascii="Aptos" w:hAnsi="Aptos"/>
+                <w:sz w:val="20"/>
+                <w:szCs w:val="20"/>
+              </w:rPr>
+            </w:pPr>
+            <w:r>
+              <w:rPr>
+                <w:rFonts w:ascii="Aptos" w:hAnsi="Aptos"/>
                 <w:sz w:val="20"/>
                 <w:szCs w:val="20"/>
               </w:rPr>
@@ -800,17 +849,18 @@
               <w:bottom w:val="nil"/>
               <w:right w:val="nil"/>
             </w:tcBorders>
-            <w:shd w:val="clear" w:color="auto" w:fill="auto"/>
-          </w:tcPr>
-          <w:p>
-            <w:pPr>
-              <w:rPr>
-                <w:sz w:val="20"/>
-                <w:szCs w:val="20"/>
-              </w:rPr>
-            </w:pPr>
-            <w:r>
-              <w:rPr>
+          </w:tcPr>
+          <w:p>
+            <w:pPr>
+              <w:rPr>
+                <w:rFonts w:ascii="Aptos" w:hAnsi="Aptos"/>
+                <w:sz w:val="20"/>
+                <w:szCs w:val="20"/>
+              </w:rPr>
+            </w:pPr>
+            <w:r>
+              <w:rPr>
+                <w:rFonts w:ascii="Aptos" w:hAnsi="Aptos"/>
                 <w:sz w:val="18"/>
                 <w:szCs w:val="18"/>
               </w:rPr>
@@ -828,6 +878,7 @@
             </w:r>
             <w:r>
               <w:rPr>
+                <w:rFonts w:ascii="Aptos" w:hAnsi="Aptos"/>
                 <w:sz w:val="18"/>
                 <w:szCs w:val="18"/>
               </w:rPr>
@@ -835,12 +886,14 @@
             </w:r>
             <w:r>
               <w:rPr>
+                <w:rFonts w:ascii="Aptos" w:hAnsi="Aptos"/>
                 <w:sz w:val="18"/>
                 <w:szCs w:val="18"/>
               </w:rPr>
             </w:r>
             <w:r>
               <w:rPr>
+                <w:rFonts w:ascii="Aptos" w:hAnsi="Aptos"/>
                 <w:sz w:val="18"/>
                 <w:szCs w:val="18"/>
               </w:rPr>
@@ -848,6 +901,7 @@
             </w:r>
             <w:r>
               <w:rPr>
+                <w:rFonts w:ascii="Aptos" w:hAnsi="Aptos"/>
                 <w:sz w:val="18"/>
                 <w:szCs w:val="18"/>
               </w:rPr>
@@ -864,17 +918,18 @@
               <w:left w:val="nil"/>
               <w:bottom w:val="nil"/>
             </w:tcBorders>
-            <w:shd w:val="clear" w:color="auto" w:fill="auto"/>
-          </w:tcPr>
-          <w:p>
-            <w:pPr>
-              <w:rPr>
-                <w:sz w:val="20"/>
-                <w:szCs w:val="20"/>
-              </w:rPr>
-            </w:pPr>
-            <w:r>
-              <w:rPr>
+          </w:tcPr>
+          <w:p>
+            <w:pPr>
+              <w:rPr>
+                <w:rFonts w:ascii="Aptos" w:hAnsi="Aptos"/>
+                <w:sz w:val="20"/>
+                <w:szCs w:val="20"/>
+              </w:rPr>
+            </w:pPr>
+            <w:r>
+              <w:rPr>
+                <w:rFonts w:ascii="Aptos" w:hAnsi="Aptos"/>
                 <w:sz w:val="20"/>
                 <w:szCs w:val="20"/>
               </w:rPr>
@@ -895,17 +950,18 @@
               <w:top w:val="nil"/>
               <w:right w:val="nil"/>
             </w:tcBorders>
-            <w:shd w:val="clear" w:color="auto" w:fill="auto"/>
-          </w:tcPr>
-          <w:p>
-            <w:pPr>
-              <w:rPr>
-                <w:sz w:val="20"/>
-                <w:szCs w:val="20"/>
-              </w:rPr>
-            </w:pPr>
-            <w:r>
-              <w:rPr>
+          </w:tcPr>
+          <w:p>
+            <w:pPr>
+              <w:rPr>
+                <w:rFonts w:ascii="Aptos" w:hAnsi="Aptos"/>
+                <w:sz w:val="20"/>
+                <w:szCs w:val="20"/>
+              </w:rPr>
+            </w:pPr>
+            <w:r>
+              <w:rPr>
+                <w:rFonts w:ascii="Aptos" w:hAnsi="Aptos"/>
                 <w:sz w:val="18"/>
                 <w:szCs w:val="18"/>
               </w:rPr>
@@ -923,6 +979,7 @@
             </w:r>
             <w:r>
               <w:rPr>
+                <w:rFonts w:ascii="Aptos" w:hAnsi="Aptos"/>
                 <w:sz w:val="18"/>
                 <w:szCs w:val="18"/>
               </w:rPr>
@@ -930,12 +987,14 @@
             </w:r>
             <w:r>
               <w:rPr>
+                <w:rFonts w:ascii="Aptos" w:hAnsi="Aptos"/>
                 <w:sz w:val="18"/>
                 <w:szCs w:val="18"/>
               </w:rPr>
             </w:r>
             <w:r>
               <w:rPr>
+                <w:rFonts w:ascii="Aptos" w:hAnsi="Aptos"/>
                 <w:sz w:val="18"/>
                 <w:szCs w:val="18"/>
               </w:rPr>
@@ -943,6 +1002,7 @@
             </w:r>
             <w:r>
               <w:rPr>
+                <w:rFonts w:ascii="Aptos" w:hAnsi="Aptos"/>
                 <w:sz w:val="18"/>
                 <w:szCs w:val="18"/>
               </w:rPr>
@@ -958,17 +1018,18 @@
               <w:top w:val="nil"/>
               <w:left w:val="nil"/>
             </w:tcBorders>
-            <w:shd w:val="clear" w:color="auto" w:fill="auto"/>
-          </w:tcPr>
-          <w:p>
-            <w:pPr>
-              <w:rPr>
-                <w:sz w:val="20"/>
-                <w:szCs w:val="20"/>
-              </w:rPr>
-            </w:pPr>
-            <w:r>
-              <w:rPr>
+          </w:tcPr>
+          <w:p>
+            <w:pPr>
+              <w:rPr>
+                <w:rFonts w:ascii="Aptos" w:hAnsi="Aptos"/>
+                <w:sz w:val="20"/>
+                <w:szCs w:val="20"/>
+              </w:rPr>
+            </w:pPr>
+            <w:r>
+              <w:rPr>
+                <w:rFonts w:ascii="Aptos" w:hAnsi="Aptos"/>
                 <w:sz w:val="20"/>
                 <w:szCs w:val="20"/>
               </w:rPr>
@@ -984,17 +1045,18 @@
               <w:top w:val="nil"/>
               <w:right w:val="nil"/>
             </w:tcBorders>
-            <w:shd w:val="clear" w:color="auto" w:fill="auto"/>
-          </w:tcPr>
-          <w:p>
-            <w:pPr>
-              <w:rPr>
-                <w:sz w:val="20"/>
-                <w:szCs w:val="20"/>
-              </w:rPr>
-            </w:pPr>
-            <w:r>
-              <w:rPr>
+          </w:tcPr>
+          <w:p>
+            <w:pPr>
+              <w:rPr>
+                <w:rFonts w:ascii="Aptos" w:hAnsi="Aptos"/>
+                <w:sz w:val="20"/>
+                <w:szCs w:val="20"/>
+              </w:rPr>
+            </w:pPr>
+            <w:r>
+              <w:rPr>
+                <w:rFonts w:ascii="Aptos" w:hAnsi="Aptos"/>
                 <w:sz w:val="18"/>
                 <w:szCs w:val="18"/>
               </w:rPr>
@@ -1012,6 +1074,7 @@
             </w:r>
             <w:r>
               <w:rPr>
+                <w:rFonts w:ascii="Aptos" w:hAnsi="Aptos"/>
                 <w:sz w:val="18"/>
                 <w:szCs w:val="18"/>
               </w:rPr>
@@ -1019,12 +1082,14 @@
             </w:r>
             <w:r>
               <w:rPr>
+                <w:rFonts w:ascii="Aptos" w:hAnsi="Aptos"/>
                 <w:sz w:val="18"/>
                 <w:szCs w:val="18"/>
               </w:rPr>
             </w:r>
             <w:r>
               <w:rPr>
+                <w:rFonts w:ascii="Aptos" w:hAnsi="Aptos"/>
                 <w:sz w:val="18"/>
                 <w:szCs w:val="18"/>
               </w:rPr>
@@ -1032,6 +1097,7 @@
             </w:r>
             <w:r>
               <w:rPr>
+                <w:rFonts w:ascii="Aptos" w:hAnsi="Aptos"/>
                 <w:sz w:val="18"/>
                 <w:szCs w:val="18"/>
               </w:rPr>
@@ -1047,17 +1113,18 @@
               <w:top w:val="nil"/>
               <w:left w:val="nil"/>
             </w:tcBorders>
-            <w:shd w:val="clear" w:color="auto" w:fill="auto"/>
-          </w:tcPr>
-          <w:p>
-            <w:pPr>
-              <w:rPr>
-                <w:sz w:val="20"/>
-                <w:szCs w:val="20"/>
-              </w:rPr>
-            </w:pPr>
-            <w:r>
-              <w:rPr>
+          </w:tcPr>
+          <w:p>
+            <w:pPr>
+              <w:rPr>
+                <w:rFonts w:ascii="Aptos" w:hAnsi="Aptos"/>
+                <w:sz w:val="20"/>
+                <w:szCs w:val="20"/>
+              </w:rPr>
+            </w:pPr>
+            <w:r>
+              <w:rPr>
+                <w:rFonts w:ascii="Aptos" w:hAnsi="Aptos"/>
                 <w:sz w:val="20"/>
                 <w:szCs w:val="20"/>
               </w:rPr>
@@ -1072,17 +1139,18 @@
               <w:top w:val="nil"/>
               <w:right w:val="nil"/>
             </w:tcBorders>
-            <w:shd w:val="clear" w:color="auto" w:fill="auto"/>
-          </w:tcPr>
-          <w:p>
-            <w:pPr>
-              <w:rPr>
-                <w:sz w:val="20"/>
-                <w:szCs w:val="20"/>
-              </w:rPr>
-            </w:pPr>
-            <w:r>
-              <w:rPr>
+          </w:tcPr>
+          <w:p>
+            <w:pPr>
+              <w:rPr>
+                <w:rFonts w:ascii="Aptos" w:hAnsi="Aptos"/>
+                <w:sz w:val="20"/>
+                <w:szCs w:val="20"/>
+              </w:rPr>
+            </w:pPr>
+            <w:r>
+              <w:rPr>
+                <w:rFonts w:ascii="Aptos" w:hAnsi="Aptos"/>
                 <w:sz w:val="18"/>
                 <w:szCs w:val="18"/>
               </w:rPr>
@@ -1100,6 +1168,7 @@
             </w:r>
             <w:r>
               <w:rPr>
+                <w:rFonts w:ascii="Aptos" w:hAnsi="Aptos"/>
                 <w:sz w:val="18"/>
                 <w:szCs w:val="18"/>
               </w:rPr>
@@ -1107,12 +1176,14 @@
             </w:r>
             <w:r>
               <w:rPr>
+                <w:rFonts w:ascii="Aptos" w:hAnsi="Aptos"/>
                 <w:sz w:val="18"/>
                 <w:szCs w:val="18"/>
               </w:rPr>
             </w:r>
             <w:r>
               <w:rPr>
+                <w:rFonts w:ascii="Aptos" w:hAnsi="Aptos"/>
                 <w:sz w:val="18"/>
                 <w:szCs w:val="18"/>
               </w:rPr>
@@ -1120,6 +1191,7 @@
             </w:r>
             <w:r>
               <w:rPr>
+                <w:rFonts w:ascii="Aptos" w:hAnsi="Aptos"/>
                 <w:sz w:val="18"/>
                 <w:szCs w:val="18"/>
               </w:rPr>
@@ -1135,17 +1207,18 @@
               <w:top w:val="nil"/>
               <w:left w:val="nil"/>
             </w:tcBorders>
-            <w:shd w:val="clear" w:color="auto" w:fill="auto"/>
-          </w:tcPr>
-          <w:p>
-            <w:pPr>
-              <w:rPr>
-                <w:sz w:val="20"/>
-                <w:szCs w:val="20"/>
-              </w:rPr>
-            </w:pPr>
-            <w:r>
-              <w:rPr>
+          </w:tcPr>
+          <w:p>
+            <w:pPr>
+              <w:rPr>
+                <w:rFonts w:ascii="Aptos" w:hAnsi="Aptos"/>
+                <w:sz w:val="20"/>
+                <w:szCs w:val="20"/>
+              </w:rPr>
+            </w:pPr>
+            <w:r>
+              <w:rPr>
+                <w:rFonts w:ascii="Aptos" w:hAnsi="Aptos"/>
                 <w:sz w:val="20"/>
                 <w:szCs w:val="20"/>
               </w:rPr>
@@ -1165,11 +1238,11 @@
           <w:tcPr>
             <w:tcW w:w="9628" w:type="dxa"/>
             <w:gridSpan w:val="20"/>
-            <w:shd w:val="clear" w:color="auto" w:fill="auto"/>
-          </w:tcPr>
-          <w:p>
-            <w:pPr>
-              <w:rPr>
+          </w:tcPr>
+          <w:p>
+            <w:pPr>
+              <w:rPr>
+                <w:rFonts w:ascii="Aptos" w:hAnsi="Aptos"/>
                 <w:sz w:val="10"/>
                 <w:szCs w:val="10"/>
               </w:rPr>
@@ -1193,13 +1266,15 @@
           <w:p>
             <w:pPr>
               <w:rPr>
-                <w:b/>
-                <w:sz w:val="20"/>
-                <w:szCs w:val="20"/>
-              </w:rPr>
-            </w:pPr>
-            <w:r>
-              <w:rPr>
+                <w:rFonts w:ascii="Aptos" w:hAnsi="Aptos"/>
+                <w:b/>
+                <w:sz w:val="20"/>
+                <w:szCs w:val="20"/>
+              </w:rPr>
+            </w:pPr>
+            <w:r>
+              <w:rPr>
+                <w:rFonts w:ascii="Aptos" w:hAnsi="Aptos"/>
                 <w:b/>
                 <w:sz w:val="20"/>
                 <w:szCs w:val="20"/>
@@ -1217,19 +1292,12 @@
           <w:p>
             <w:pPr>
               <w:rPr>
-                <w:b/>
-                <w:sz w:val="20"/>
-                <w:szCs w:val="20"/>
-              </w:rPr>
-            </w:pPr>
-            <w:r>
-              <w:rPr>
-                <w:b/>
-                <w:sz w:val="20"/>
-                <w:szCs w:val="20"/>
-              </w:rPr>
-              <w:t xml:space="preserve">TLV – IBE </w:t>
-            </w:r>
+                <w:rFonts w:ascii="Aptos" w:hAnsi="Aptos"/>
+                <w:b/>
+                <w:sz w:val="20"/>
+                <w:szCs w:val="20"/>
+              </w:rPr>
+            </w:pPr>
           </w:p>
         </w:tc>
       </w:tr>
@@ -1249,68 +1317,18 @@
           <w:p>
             <w:pPr>
               <w:rPr>
-                <w:sz w:val="16"/>
-                <w:szCs w:val="16"/>
-              </w:rPr>
-            </w:pPr>
-            <w:r>
-              <w:rPr>
-                <w:sz w:val="16"/>
-                <w:szCs w:val="16"/>
-              </w:rPr>
-              <w:fldChar w:fldCharType="begin">
-                <w:ffData>
-                  <w:name w:val="Controllo1"/>
-                  <w:enabled/>
-                  <w:calcOnExit w:val="0"/>
-                  <w:checkBox>
-                    <w:sizeAuto/>
-                    <w:default w:val="0"/>
-                    <w:checked/>
-                  </w:checkBox>
-                </w:ffData>
-              </w:fldChar>
-            </w:r>
-            <w:r>
-              <w:rPr>
-                <w:sz w:val="16"/>
-                <w:szCs w:val="16"/>
-              </w:rPr>
-              <w:instrText xml:space="preserve"> FORMCHECKBOX </w:instrText>
-            </w:r>
-            <w:r>
-              <w:rPr>
-                <w:sz w:val="16"/>
-                <w:szCs w:val="16"/>
-              </w:rPr>
-            </w:r>
-            <w:r>
-              <w:rPr>
-                <w:sz w:val="16"/>
-                <w:szCs w:val="16"/>
-              </w:rPr>
-              <w:fldChar w:fldCharType="separate"/>
-            </w:r>
-            <w:r>
-              <w:rPr>
-                <w:sz w:val="16"/>
-                <w:szCs w:val="16"/>
-              </w:rPr>
-              <w:fldChar w:fldCharType="end"/>
-            </w:r>
-            <w:r>
-              <w:rPr>
-                <w:sz w:val="16"/>
-                <w:szCs w:val="16"/>
-              </w:rPr>
-              <w:t xml:space="preserve"> </w:t>
-            </w:r>
-            <w:r>
-              <w:rPr>
-                <w:sz w:val="16"/>
-                <w:szCs w:val="16"/>
-              </w:rPr>
-              <w:t>Alkoohols</w:t>
+                <w:rFonts w:ascii="Aptos" w:hAnsi="Aptos"/>
+                <w:sz w:val="16"/>
+                <w:szCs w:val="16"/>
+              </w:rPr>
+            </w:pPr>
+            <w:r>
+              <w:rPr>
+                <w:rFonts w:ascii="Aptos" w:hAnsi="Aptos"/>
+                <w:sz w:val="16"/>
+                <w:szCs w:val="16"/>
+              </w:rPr>
+              <w:t>Vedi SDS</w:t>
             </w:r>
           </w:p>
         </w:tc>
@@ -1323,6 +1341,7 @@
           <w:p>
             <w:pPr>
               <w:rPr>
+                <w:rFonts w:ascii="Aptos" w:hAnsi="Aptos"/>
                 <w:sz w:val="16"/>
                 <w:szCs w:val="16"/>
               </w:rPr>
@@ -1346,62 +1365,11 @@
           <w:p>
             <w:pPr>
               <w:rPr>
-                <w:sz w:val="16"/>
-                <w:szCs w:val="16"/>
-              </w:rPr>
-            </w:pPr>
-            <w:r>
-              <w:rPr>
-                <w:sz w:val="16"/>
-                <w:szCs w:val="16"/>
-              </w:rPr>
-              <w:fldChar w:fldCharType="begin">
-                <w:ffData>
-                  <w:name w:val="Controllo1"/>
-                  <w:enabled/>
-                  <w:calcOnExit w:val="0"/>
-                  <w:checkBox>
-                    <w:sizeAuto/>
-                    <w:default w:val="0"/>
-                    <w:checked/>
-                  </w:checkBox>
-                </w:ffData>
-              </w:fldChar>
-            </w:r>
-            <w:r>
-              <w:rPr>
-                <w:sz w:val="16"/>
-                <w:szCs w:val="16"/>
-              </w:rPr>
-              <w:instrText xml:space="preserve"> FORMCHECKBOX </w:instrText>
-            </w:r>
-            <w:r>
-              <w:rPr>
-                <w:sz w:val="16"/>
-                <w:szCs w:val="16"/>
-              </w:rPr>
-            </w:r>
-            <w:r>
-              <w:rPr>
-                <w:sz w:val="16"/>
-                <w:szCs w:val="16"/>
-              </w:rPr>
-              <w:fldChar w:fldCharType="separate"/>
-            </w:r>
-            <w:r>
-              <w:rPr>
-                <w:sz w:val="16"/>
-                <w:szCs w:val="16"/>
-              </w:rPr>
-              <w:fldChar w:fldCharType="end"/>
-            </w:r>
-            <w:r>
-              <w:rPr>
-                <w:sz w:val="16"/>
-                <w:szCs w:val="16"/>
-              </w:rPr>
-              <w:t xml:space="preserve"> Chlorinater Hydrocarbons </w:t>
-            </w:r>
+                <w:rFonts w:ascii="Aptos" w:hAnsi="Aptos"/>
+                <w:sz w:val="16"/>
+                <w:szCs w:val="16"/>
+              </w:rPr>
+            </w:pPr>
           </w:p>
         </w:tc>
         <w:tc>
@@ -1413,6 +1381,7 @@
           <w:p>
             <w:pPr>
               <w:rPr>
+                <w:rFonts w:ascii="Aptos" w:hAnsi="Aptos"/>
                 <w:sz w:val="16"/>
                 <w:szCs w:val="16"/>
               </w:rPr>
@@ -1436,62 +1405,11 @@
           <w:p>
             <w:pPr>
               <w:rPr>
-                <w:sz w:val="16"/>
-                <w:szCs w:val="16"/>
-              </w:rPr>
-            </w:pPr>
-            <w:r>
-              <w:rPr>
-                <w:sz w:val="16"/>
-                <w:szCs w:val="16"/>
-              </w:rPr>
-              <w:fldChar w:fldCharType="begin">
-                <w:ffData>
-                  <w:name w:val="Controllo1"/>
-                  <w:enabled/>
-                  <w:calcOnExit w:val="0"/>
-                  <w:checkBox>
-                    <w:sizeAuto/>
-                    <w:default w:val="0"/>
-                    <w:checked/>
-                  </w:checkBox>
-                </w:ffData>
-              </w:fldChar>
-            </w:r>
-            <w:r>
-              <w:rPr>
-                <w:sz w:val="16"/>
-                <w:szCs w:val="16"/>
-              </w:rPr>
-              <w:instrText xml:space="preserve"> FORMCHECKBOX </w:instrText>
-            </w:r>
-            <w:r>
-              <w:rPr>
-                <w:sz w:val="16"/>
-                <w:szCs w:val="16"/>
-              </w:rPr>
-            </w:r>
-            <w:r>
-              <w:rPr>
-                <w:sz w:val="16"/>
-                <w:szCs w:val="16"/>
-              </w:rPr>
-              <w:fldChar w:fldCharType="separate"/>
-            </w:r>
-            <w:r>
-              <w:rPr>
-                <w:sz w:val="16"/>
-                <w:szCs w:val="16"/>
-              </w:rPr>
-              <w:fldChar w:fldCharType="end"/>
-            </w:r>
-            <w:r>
-              <w:rPr>
-                <w:sz w:val="16"/>
-                <w:szCs w:val="16"/>
-              </w:rPr>
-              <w:t xml:space="preserve"> Esters </w:t>
-            </w:r>
+                <w:rFonts w:ascii="Aptos" w:hAnsi="Aptos"/>
+                <w:sz w:val="16"/>
+                <w:szCs w:val="16"/>
+              </w:rPr>
+            </w:pPr>
           </w:p>
         </w:tc>
         <w:tc>
@@ -1503,6 +1421,7 @@
           <w:p>
             <w:pPr>
               <w:rPr>
+                <w:rFonts w:ascii="Aptos" w:hAnsi="Aptos"/>
                 <w:sz w:val="16"/>
                 <w:szCs w:val="16"/>
               </w:rPr>
@@ -1526,62 +1445,11 @@
           <w:p>
             <w:pPr>
               <w:rPr>
-                <w:sz w:val="16"/>
-                <w:szCs w:val="16"/>
-              </w:rPr>
-            </w:pPr>
-            <w:r>
-              <w:rPr>
-                <w:sz w:val="16"/>
-                <w:szCs w:val="16"/>
-              </w:rPr>
-              <w:fldChar w:fldCharType="begin">
-                <w:ffData>
-                  <w:name w:val="Controllo1"/>
-                  <w:enabled/>
-                  <w:calcOnExit w:val="0"/>
-                  <w:checkBox>
-                    <w:sizeAuto/>
-                    <w:default w:val="0"/>
-                    <w:checked/>
-                  </w:checkBox>
-                </w:ffData>
-              </w:fldChar>
-            </w:r>
-            <w:r>
-              <w:rPr>
-                <w:sz w:val="16"/>
-                <w:szCs w:val="16"/>
-              </w:rPr>
-              <w:instrText xml:space="preserve"> FORMCHECKBOX </w:instrText>
-            </w:r>
-            <w:r>
-              <w:rPr>
-                <w:sz w:val="16"/>
-                <w:szCs w:val="16"/>
-              </w:rPr>
-            </w:r>
-            <w:r>
-              <w:rPr>
-                <w:sz w:val="16"/>
-                <w:szCs w:val="16"/>
-              </w:rPr>
-              <w:fldChar w:fldCharType="separate"/>
-            </w:r>
-            <w:r>
-              <w:rPr>
-                <w:sz w:val="16"/>
-                <w:szCs w:val="16"/>
-              </w:rPr>
-              <w:fldChar w:fldCharType="end"/>
-            </w:r>
-            <w:r>
-              <w:rPr>
-                <w:sz w:val="16"/>
-                <w:szCs w:val="16"/>
-              </w:rPr>
-              <w:t xml:space="preserve"> Ethers </w:t>
-            </w:r>
+                <w:rFonts w:ascii="Aptos" w:hAnsi="Aptos"/>
+                <w:sz w:val="16"/>
+                <w:szCs w:val="16"/>
+              </w:rPr>
+            </w:pPr>
           </w:p>
         </w:tc>
         <w:tc>
@@ -1593,6 +1461,7 @@
           <w:p>
             <w:pPr>
               <w:rPr>
+                <w:rFonts w:ascii="Aptos" w:hAnsi="Aptos"/>
                 <w:sz w:val="16"/>
                 <w:szCs w:val="16"/>
               </w:rPr>
@@ -1618,6 +1487,7 @@
           <w:p>
             <w:pPr>
               <w:rPr>
+                <w:rFonts w:ascii="Aptos" w:hAnsi="Aptos"/>
                 <w:b/>
                 <w:sz w:val="10"/>
                 <w:szCs w:val="10"/>
@@ -1642,23 +1512,18 @@
           <w:p>
             <w:pPr>
               <w:rPr>
-                <w:sz w:val="20"/>
-                <w:szCs w:val="20"/>
-              </w:rPr>
-            </w:pPr>
-            <w:r>
-              <w:rPr>
-                <w:sz w:val="20"/>
-                <w:szCs w:val="20"/>
-              </w:rPr>
-              <w:t xml:space="preserve">Classificazione </w:t>
-            </w:r>
-            <w:r>
-              <w:rPr>
-                <w:sz w:val="20"/>
-                <w:szCs w:val="20"/>
-              </w:rPr>
-              <w:t>H</w:t>
+                <w:rFonts w:ascii="Aptos" w:hAnsi="Aptos"/>
+                <w:sz w:val="20"/>
+                <w:szCs w:val="20"/>
+              </w:rPr>
+            </w:pPr>
+            <w:r>
+              <w:rPr>
+                <w:rFonts w:ascii="Aptos" w:hAnsi="Aptos"/>
+                <w:sz w:val="20"/>
+                <w:szCs w:val="20"/>
+              </w:rPr>
+              <w:t>Classificazione H</w:t>
             </w:r>
           </w:p>
         </w:tc>
@@ -1671,6 +1536,7 @@
           <w:p>
             <w:pPr>
               <w:rPr>
+                <w:rFonts w:ascii="Aptos" w:hAnsi="Aptos"/>
                 <w:b/>
                 <w:bCs/>
                 <w:sz w:val="20"/>
@@ -1679,6 +1545,7 @@
             </w:pPr>
             <w:r>
               <w:rPr>
+                <w:rFonts w:ascii="Aptos" w:hAnsi="Aptos"/>
                 <w:b/>
                 <w:bCs/>
                 <w:sz w:val="20"/>
@@ -1705,12 +1572,14 @@
           <w:p>
             <w:pPr>
               <w:rPr>
-                <w:sz w:val="20"/>
-                <w:szCs w:val="20"/>
-              </w:rPr>
-            </w:pPr>
-            <w:r>
-              <w:rPr>
+                <w:rFonts w:ascii="Aptos" w:hAnsi="Aptos"/>
+                <w:sz w:val="20"/>
+                <w:szCs w:val="20"/>
+              </w:rPr>
+            </w:pPr>
+            <w:r>
+              <w:rPr>
+                <w:rFonts w:ascii="Aptos" w:hAnsi="Aptos"/>
                 <w:sz w:val="20"/>
                 <w:szCs w:val="20"/>
               </w:rPr>
@@ -1727,12 +1596,14 @@
           <w:p>
             <w:pPr>
               <w:rPr>
-                <w:sz w:val="20"/>
-                <w:szCs w:val="20"/>
-              </w:rPr>
-            </w:pPr>
-            <w:r>
-              <w:rPr>
+                <w:rFonts w:ascii="Aptos" w:hAnsi="Aptos"/>
+                <w:sz w:val="20"/>
+                <w:szCs w:val="20"/>
+              </w:rPr>
+            </w:pPr>
+            <w:r>
+              <w:rPr>
+                <w:rFonts w:ascii="Aptos" w:hAnsi="Aptos"/>
                 <w:sz w:val="20"/>
                 <w:szCs w:val="20"/>
               </w:rPr>
@@ -1742,30 +1613,18 @@
           <w:p>
             <w:pPr>
               <w:rPr>
-                <w:sz w:val="20"/>
-                <w:szCs w:val="20"/>
-              </w:rPr>
-            </w:pPr>
-            <w:r>
-              <w:rPr>
-                <w:sz w:val="16"/>
-                <w:szCs w:val="16"/>
-              </w:rPr>
-              <w:t>(Limitata al rifornimento mezzi</w:t>
-            </w:r>
-            <w:r>
-              <w:rPr>
-                <w:sz w:val="16"/>
-                <w:szCs w:val="16"/>
-              </w:rPr>
-              <w:t xml:space="preserve"> assimilabile a ciclo chiuso</w:t>
-            </w:r>
-            <w:r>
-              <w:rPr>
-                <w:sz w:val="16"/>
-                <w:szCs w:val="16"/>
-              </w:rPr>
-              <w:t>)</w:t>
+                <w:rFonts w:ascii="Aptos" w:hAnsi="Aptos"/>
+                <w:sz w:val="20"/>
+                <w:szCs w:val="20"/>
+              </w:rPr>
+            </w:pPr>
+            <w:r>
+              <w:rPr>
+                <w:rFonts w:ascii="Aptos" w:hAnsi="Aptos"/>
+                <w:sz w:val="16"/>
+                <w:szCs w:val="16"/>
+              </w:rPr>
+              <w:t>(Limitata al rifornimento mezzi assimilabile a ciclo chiuso)</w:t>
             </w:r>
           </w:p>
         </w:tc>
@@ -1778,12 +1637,14 @@
           <w:p>
             <w:pPr>
               <w:rPr>
-                <w:sz w:val="20"/>
-                <w:szCs w:val="20"/>
-              </w:rPr>
-            </w:pPr>
-            <w:r>
-              <w:rPr>
+                <w:rFonts w:ascii="Aptos" w:hAnsi="Aptos"/>
+                <w:sz w:val="20"/>
+                <w:szCs w:val="20"/>
+              </w:rPr>
+            </w:pPr>
+            <w:r>
+              <w:rPr>
+                <w:rFonts w:ascii="Aptos" w:hAnsi="Aptos"/>
                 <w:sz w:val="20"/>
                 <w:szCs w:val="20"/>
               </w:rPr>
@@ -1800,23 +1661,18 @@
           <w:p>
             <w:pPr>
               <w:rPr>
-                <w:sz w:val="20"/>
-                <w:szCs w:val="20"/>
-              </w:rPr>
-            </w:pPr>
-            <w:r>
-              <w:rPr>
-                <w:sz w:val="20"/>
-                <w:szCs w:val="20"/>
-              </w:rPr>
-              <w:t>10-25</w:t>
-            </w:r>
-            <w:r>
-              <w:rPr>
-                <w:sz w:val="20"/>
-                <w:szCs w:val="20"/>
-              </w:rPr>
-              <w:t xml:space="preserve"> % dell’orario di lavoro</w:t>
+                <w:rFonts w:ascii="Aptos" w:hAnsi="Aptos"/>
+                <w:sz w:val="20"/>
+                <w:szCs w:val="20"/>
+              </w:rPr>
+            </w:pPr>
+            <w:r>
+              <w:rPr>
+                <w:rFonts w:ascii="Aptos" w:hAnsi="Aptos"/>
+                <w:sz w:val="20"/>
+                <w:szCs w:val="20"/>
+              </w:rPr>
+              <w:t>10-25 % dell’orario di lavoro</w:t>
             </w:r>
           </w:p>
         </w:tc>
@@ -1840,12 +1696,14 @@
           <w:p>
             <w:pPr>
               <w:rPr>
-                <w:sz w:val="20"/>
-                <w:szCs w:val="20"/>
-              </w:rPr>
-            </w:pPr>
-            <w:r>
-              <w:rPr>
+                <w:rFonts w:ascii="Aptos" w:hAnsi="Aptos"/>
+                <w:sz w:val="20"/>
+                <w:szCs w:val="20"/>
+              </w:rPr>
+            </w:pPr>
+            <w:r>
+              <w:rPr>
+                <w:rFonts w:ascii="Aptos" w:hAnsi="Aptos"/>
                 <w:sz w:val="20"/>
                 <w:szCs w:val="20"/>
               </w:rPr>
@@ -1868,12 +1726,14 @@
               <w:autoSpaceDN w:val="0"/>
               <w:adjustRightInd w:val="0"/>
               <w:rPr>
-                <w:sz w:val="16"/>
-                <w:szCs w:val="16"/>
-              </w:rPr>
-            </w:pPr>
-            <w:r>
-              <w:rPr>
+                <w:rFonts w:ascii="Aptos" w:hAnsi="Aptos"/>
+                <w:sz w:val="16"/>
+                <w:szCs w:val="16"/>
+              </w:rPr>
+            </w:pPr>
+            <w:r>
+              <w:rPr>
+                <w:rFonts w:ascii="Aptos" w:hAnsi="Aptos"/>
                 <w:sz w:val="16"/>
                 <w:szCs w:val="16"/>
               </w:rPr>
@@ -1891,6 +1751,7 @@
             </w:r>
             <w:r>
               <w:rPr>
+                <w:rFonts w:ascii="Aptos" w:hAnsi="Aptos"/>
                 <w:sz w:val="16"/>
                 <w:szCs w:val="16"/>
               </w:rPr>
@@ -1898,12 +1759,14 @@
             </w:r>
             <w:r>
               <w:rPr>
-                <w:sz w:val="16"/>
-                <w:szCs w:val="16"/>
-              </w:rPr>
-            </w:r>
-            <w:r>
-              <w:rPr>
+                <w:rFonts w:ascii="Aptos" w:hAnsi="Aptos"/>
+                <w:sz w:val="16"/>
+                <w:szCs w:val="16"/>
+              </w:rPr>
+            </w:r>
+            <w:r>
+              <w:rPr>
+                <w:rFonts w:ascii="Aptos" w:hAnsi="Aptos"/>
                 <w:sz w:val="16"/>
                 <w:szCs w:val="16"/>
               </w:rPr>
@@ -1911,6 +1774,7 @@
             </w:r>
             <w:r>
               <w:rPr>
+                <w:rFonts w:ascii="Aptos" w:hAnsi="Aptos"/>
                 <w:sz w:val="16"/>
                 <w:szCs w:val="16"/>
               </w:rPr>
@@ -1918,6 +1782,7 @@
             </w:r>
             <w:r>
               <w:rPr>
+                <w:rFonts w:ascii="Aptos" w:hAnsi="Aptos"/>
                 <w:sz w:val="16"/>
                 <w:szCs w:val="16"/>
               </w:rPr>
@@ -1930,12 +1795,14 @@
               <w:autoSpaceDN w:val="0"/>
               <w:adjustRightInd w:val="0"/>
               <w:rPr>
-                <w:sz w:val="16"/>
-                <w:szCs w:val="16"/>
-              </w:rPr>
-            </w:pPr>
-            <w:r>
-              <w:rPr>
+                <w:rFonts w:ascii="Aptos" w:hAnsi="Aptos"/>
+                <w:sz w:val="16"/>
+                <w:szCs w:val="16"/>
+              </w:rPr>
+            </w:pPr>
+            <w:r>
+              <w:rPr>
+                <w:rFonts w:ascii="Aptos" w:hAnsi="Aptos"/>
                 <w:sz w:val="16"/>
                 <w:szCs w:val="16"/>
               </w:rPr>
@@ -1953,6 +1820,7 @@
             </w:r>
             <w:r>
               <w:rPr>
+                <w:rFonts w:ascii="Aptos" w:hAnsi="Aptos"/>
                 <w:sz w:val="16"/>
                 <w:szCs w:val="16"/>
               </w:rPr>
@@ -1960,12 +1828,14 @@
             </w:r>
             <w:r>
               <w:rPr>
-                <w:sz w:val="16"/>
-                <w:szCs w:val="16"/>
-              </w:rPr>
-            </w:r>
-            <w:r>
-              <w:rPr>
+                <w:rFonts w:ascii="Aptos" w:hAnsi="Aptos"/>
+                <w:sz w:val="16"/>
+                <w:szCs w:val="16"/>
+              </w:rPr>
+            </w:r>
+            <w:r>
+              <w:rPr>
+                <w:rFonts w:ascii="Aptos" w:hAnsi="Aptos"/>
                 <w:sz w:val="16"/>
                 <w:szCs w:val="16"/>
               </w:rPr>
@@ -1973,6 +1843,7 @@
             </w:r>
             <w:r>
               <w:rPr>
+                <w:rFonts w:ascii="Aptos" w:hAnsi="Aptos"/>
                 <w:sz w:val="16"/>
                 <w:szCs w:val="16"/>
               </w:rPr>
@@ -1980,6 +1851,7 @@
             </w:r>
             <w:r>
               <w:rPr>
+                <w:rFonts w:ascii="Aptos" w:hAnsi="Aptos"/>
                 <w:sz w:val="16"/>
                 <w:szCs w:val="16"/>
               </w:rPr>
@@ -2002,12 +1874,14 @@
               <w:autoSpaceDN w:val="0"/>
               <w:adjustRightInd w:val="0"/>
               <w:rPr>
-                <w:sz w:val="16"/>
-                <w:szCs w:val="16"/>
-              </w:rPr>
-            </w:pPr>
-            <w:r>
-              <w:rPr>
+                <w:rFonts w:ascii="Aptos" w:hAnsi="Aptos"/>
+                <w:sz w:val="16"/>
+                <w:szCs w:val="16"/>
+              </w:rPr>
+            </w:pPr>
+            <w:r>
+              <w:rPr>
+                <w:rFonts w:ascii="Aptos" w:hAnsi="Aptos"/>
                 <w:sz w:val="16"/>
                 <w:szCs w:val="16"/>
               </w:rPr>
@@ -2025,6 +1899,7 @@
             </w:r>
             <w:r>
               <w:rPr>
+                <w:rFonts w:ascii="Aptos" w:hAnsi="Aptos"/>
                 <w:sz w:val="16"/>
                 <w:szCs w:val="16"/>
               </w:rPr>
@@ -2032,12 +1907,14 @@
             </w:r>
             <w:r>
               <w:rPr>
-                <w:sz w:val="16"/>
-                <w:szCs w:val="16"/>
-              </w:rPr>
-            </w:r>
-            <w:r>
-              <w:rPr>
+                <w:rFonts w:ascii="Aptos" w:hAnsi="Aptos"/>
+                <w:sz w:val="16"/>
+                <w:szCs w:val="16"/>
+              </w:rPr>
+            </w:r>
+            <w:r>
+              <w:rPr>
+                <w:rFonts w:ascii="Aptos" w:hAnsi="Aptos"/>
                 <w:sz w:val="16"/>
                 <w:szCs w:val="16"/>
               </w:rPr>
@@ -2045,6 +1922,7 @@
             </w:r>
             <w:r>
               <w:rPr>
+                <w:rFonts w:ascii="Aptos" w:hAnsi="Aptos"/>
                 <w:sz w:val="16"/>
                 <w:szCs w:val="16"/>
               </w:rPr>
@@ -2052,6 +1930,7 @@
             </w:r>
             <w:r>
               <w:rPr>
+                <w:rFonts w:ascii="Aptos" w:hAnsi="Aptos"/>
                 <w:sz w:val="16"/>
                 <w:szCs w:val="16"/>
               </w:rPr>
@@ -2064,12 +1943,14 @@
               <w:autoSpaceDN w:val="0"/>
               <w:adjustRightInd w:val="0"/>
               <w:rPr>
-                <w:sz w:val="16"/>
-                <w:szCs w:val="16"/>
-              </w:rPr>
-            </w:pPr>
-            <w:r>
-              <w:rPr>
+                <w:rFonts w:ascii="Aptos" w:hAnsi="Aptos"/>
+                <w:sz w:val="16"/>
+                <w:szCs w:val="16"/>
+              </w:rPr>
+            </w:pPr>
+            <w:r>
+              <w:rPr>
+                <w:rFonts w:ascii="Aptos" w:hAnsi="Aptos"/>
                 <w:sz w:val="16"/>
                 <w:szCs w:val="16"/>
               </w:rPr>
@@ -2087,6 +1968,7 @@
             </w:r>
             <w:r>
               <w:rPr>
+                <w:rFonts w:ascii="Aptos" w:hAnsi="Aptos"/>
                 <w:sz w:val="16"/>
                 <w:szCs w:val="16"/>
               </w:rPr>
@@ -2094,12 +1976,14 @@
             </w:r>
             <w:r>
               <w:rPr>
-                <w:sz w:val="16"/>
-                <w:szCs w:val="16"/>
-              </w:rPr>
-            </w:r>
-            <w:r>
-              <w:rPr>
+                <w:rFonts w:ascii="Aptos" w:hAnsi="Aptos"/>
+                <w:sz w:val="16"/>
+                <w:szCs w:val="16"/>
+              </w:rPr>
+            </w:r>
+            <w:r>
+              <w:rPr>
+                <w:rFonts w:ascii="Aptos" w:hAnsi="Aptos"/>
                 <w:sz w:val="16"/>
                 <w:szCs w:val="16"/>
               </w:rPr>
@@ -2107,6 +1991,7 @@
             </w:r>
             <w:r>
               <w:rPr>
+                <w:rFonts w:ascii="Aptos" w:hAnsi="Aptos"/>
                 <w:sz w:val="16"/>
                 <w:szCs w:val="16"/>
               </w:rPr>
@@ -2114,6 +1999,7 @@
             </w:r>
             <w:r>
               <w:rPr>
+                <w:rFonts w:ascii="Aptos" w:hAnsi="Aptos"/>
                 <w:sz w:val="16"/>
                 <w:szCs w:val="16"/>
               </w:rPr>
@@ -2126,12 +2012,14 @@
               <w:autoSpaceDN w:val="0"/>
               <w:adjustRightInd w:val="0"/>
               <w:rPr>
-                <w:sz w:val="16"/>
-                <w:szCs w:val="16"/>
-              </w:rPr>
-            </w:pPr>
-            <w:r>
-              <w:rPr>
+                <w:rFonts w:ascii="Aptos" w:hAnsi="Aptos"/>
+                <w:sz w:val="16"/>
+                <w:szCs w:val="16"/>
+              </w:rPr>
+            </w:pPr>
+            <w:r>
+              <w:rPr>
+                <w:rFonts w:ascii="Aptos" w:hAnsi="Aptos"/>
                 <w:sz w:val="16"/>
                 <w:szCs w:val="16"/>
               </w:rPr>
@@ -2149,6 +2037,7 @@
             </w:r>
             <w:r>
               <w:rPr>
+                <w:rFonts w:ascii="Aptos" w:hAnsi="Aptos"/>
                 <w:sz w:val="16"/>
                 <w:szCs w:val="16"/>
               </w:rPr>
@@ -2156,12 +2045,14 @@
             </w:r>
             <w:r>
               <w:rPr>
-                <w:sz w:val="16"/>
-                <w:szCs w:val="16"/>
-              </w:rPr>
-            </w:r>
-            <w:r>
-              <w:rPr>
+                <w:rFonts w:ascii="Aptos" w:hAnsi="Aptos"/>
+                <w:sz w:val="16"/>
+                <w:szCs w:val="16"/>
+              </w:rPr>
+            </w:r>
+            <w:r>
+              <w:rPr>
+                <w:rFonts w:ascii="Aptos" w:hAnsi="Aptos"/>
                 <w:sz w:val="16"/>
                 <w:szCs w:val="16"/>
               </w:rPr>
@@ -2169,6 +2060,7 @@
             </w:r>
             <w:r>
               <w:rPr>
+                <w:rFonts w:ascii="Aptos" w:hAnsi="Aptos"/>
                 <w:sz w:val="16"/>
                 <w:szCs w:val="16"/>
               </w:rPr>
@@ -2176,6 +2068,7 @@
             </w:r>
             <w:r>
               <w:rPr>
+                <w:rFonts w:ascii="Aptos" w:hAnsi="Aptos"/>
                 <w:sz w:val="16"/>
                 <w:szCs w:val="16"/>
               </w:rPr>
@@ -2202,6 +2095,7 @@
           <w:p>
             <w:pPr>
               <w:rPr>
+                <w:rFonts w:ascii="Aptos" w:hAnsi="Aptos"/>
                 <w:b/>
                 <w:sz w:val="10"/>
                 <w:szCs w:val="10"/>
@@ -2228,11 +2122,13 @@
           <w:p>
             <w:pPr>
               <w:rPr>
-                <w:b/>
-              </w:rPr>
-            </w:pPr>
-            <w:r>
-              <w:rPr>
+                <w:rFonts w:ascii="Aptos" w:hAnsi="Aptos"/>
+                <w:b/>
+              </w:rPr>
+            </w:pPr>
+            <w:r>
+              <w:rPr>
+                <w:rFonts w:ascii="Aptos" w:hAnsi="Aptos"/>
                 <w:b/>
               </w:rPr>
               <w:t>B</w:t>
@@ -2253,11 +2149,13 @@
           <w:p>
             <w:pPr>
               <w:rPr>
-                <w:b/>
-              </w:rPr>
-            </w:pPr>
-            <w:r>
-              <w:rPr>
+                <w:rFonts w:ascii="Aptos" w:hAnsi="Aptos"/>
+                <w:b/>
+              </w:rPr>
+            </w:pPr>
+            <w:r>
+              <w:rPr>
+                <w:rFonts w:ascii="Aptos" w:hAnsi="Aptos"/>
                 <w:b/>
               </w:rPr>
               <w:t>VALUTAZIONE DEL RISCHIO PER FATTORI (rischio stimato)</w:t>
@@ -2283,6 +2181,7 @@
           <w:p>
             <w:pPr>
               <w:rPr>
+                <w:rFonts w:ascii="Aptos" w:hAnsi="Aptos"/>
                 <w:b/>
                 <w:sz w:val="10"/>
                 <w:szCs w:val="10"/>
@@ -2307,13 +2206,15 @@
           <w:p>
             <w:pPr>
               <w:rPr>
-                <w:b/>
-                <w:sz w:val="20"/>
-                <w:szCs w:val="20"/>
-              </w:rPr>
-            </w:pPr>
-            <w:r>
-              <w:rPr>
+                <w:rFonts w:ascii="Aptos" w:hAnsi="Aptos"/>
+                <w:b/>
+                <w:sz w:val="20"/>
+                <w:szCs w:val="20"/>
+              </w:rPr>
+            </w:pPr>
+            <w:r>
+              <w:rPr>
+                <w:rFonts w:ascii="Aptos" w:hAnsi="Aptos"/>
                 <w:b/>
                 <w:sz w:val="20"/>
                 <w:szCs w:val="20"/>
@@ -2331,13 +2232,15 @@
           <w:p>
             <w:pPr>
               <w:rPr>
-                <w:b/>
-                <w:sz w:val="20"/>
-                <w:szCs w:val="20"/>
-              </w:rPr>
-            </w:pPr>
-            <w:r>
-              <w:rPr>
+                <w:rFonts w:ascii="Aptos" w:hAnsi="Aptos"/>
+                <w:b/>
+                <w:sz w:val="20"/>
+                <w:szCs w:val="20"/>
+              </w:rPr>
+            </w:pPr>
+            <w:r>
+              <w:rPr>
+                <w:rFonts w:ascii="Aptos" w:hAnsi="Aptos"/>
                 <w:b/>
                 <w:sz w:val="20"/>
                 <w:szCs w:val="20"/>
@@ -2359,13 +2262,15 @@
             <w:pPr>
               <w:jc w:val="center"/>
               <w:rPr>
-                <w:b/>
-                <w:sz w:val="20"/>
-                <w:szCs w:val="20"/>
-              </w:rPr>
-            </w:pPr>
-            <w:r>
-              <w:rPr>
+                <w:rFonts w:ascii="Aptos" w:hAnsi="Aptos"/>
+                <w:b/>
+                <w:sz w:val="20"/>
+                <w:szCs w:val="20"/>
+              </w:rPr>
+            </w:pPr>
+            <w:r>
+              <w:rPr>
+                <w:rFonts w:ascii="Aptos" w:hAnsi="Aptos"/>
                 <w:b/>
                 <w:sz w:val="20"/>
                 <w:szCs w:val="20"/>
@@ -2388,13 +2293,15 @@
             <w:pPr>
               <w:jc w:val="center"/>
               <w:rPr>
-                <w:b/>
-                <w:sz w:val="20"/>
-                <w:szCs w:val="20"/>
-              </w:rPr>
-            </w:pPr>
-            <w:r>
-              <w:rPr>
+                <w:rFonts w:ascii="Aptos" w:hAnsi="Aptos"/>
+                <w:b/>
+                <w:sz w:val="20"/>
+                <w:szCs w:val="20"/>
+              </w:rPr>
+            </w:pPr>
+            <w:r>
+              <w:rPr>
+                <w:rFonts w:ascii="Aptos" w:hAnsi="Aptos"/>
                 <w:b/>
                 <w:sz w:val="20"/>
                 <w:szCs w:val="20"/>
@@ -2418,13 +2325,15 @@
             <w:pPr>
               <w:jc w:val="center"/>
               <w:rPr>
-                <w:b/>
-                <w:sz w:val="20"/>
-                <w:szCs w:val="20"/>
-              </w:rPr>
-            </w:pPr>
-            <w:r>
-              <w:rPr>
+                <w:rFonts w:ascii="Aptos" w:hAnsi="Aptos"/>
+                <w:b/>
+                <w:sz w:val="20"/>
+                <w:szCs w:val="20"/>
+              </w:rPr>
+            </w:pPr>
+            <w:r>
+              <w:rPr>
+                <w:rFonts w:ascii="Aptos" w:hAnsi="Aptos"/>
                 <w:b/>
                 <w:sz w:val="20"/>
                 <w:szCs w:val="20"/>
@@ -2450,8 +2359,14 @@
           <w:p>
             <w:pPr>
               <w:jc w:val="center"/>
-            </w:pPr>
-            <w:r>
+              <w:rPr>
+                <w:rFonts w:ascii="Aptos" w:hAnsi="Aptos"/>
+              </w:rPr>
+            </w:pPr>
+            <w:r>
+              <w:rPr>
+                <w:rFonts w:ascii="Aptos" w:hAnsi="Aptos"/>
+              </w:rPr>
               <w:t>1</w:t>
             </w:r>
           </w:p>
@@ -2466,12 +2381,14 @@
             <w:pPr>
               <w:jc w:val="center"/>
               <w:rPr>
-                <w:sz w:val="20"/>
-                <w:szCs w:val="20"/>
-              </w:rPr>
-            </w:pPr>
-            <w:r>
-              <w:rPr>
+                <w:rFonts w:ascii="Aptos" w:hAnsi="Aptos"/>
+                <w:sz w:val="20"/>
+                <w:szCs w:val="20"/>
+              </w:rPr>
+            </w:pPr>
+            <w:r>
+              <w:rPr>
+                <w:rFonts w:ascii="Aptos" w:hAnsi="Aptos"/>
                 <w:sz w:val="20"/>
                 <w:szCs w:val="20"/>
               </w:rPr>
@@ -2492,12 +2409,14 @@
             <w:pPr>
               <w:jc w:val="center"/>
               <w:rPr>
-                <w:sz w:val="20"/>
-                <w:szCs w:val="20"/>
-              </w:rPr>
-            </w:pPr>
-            <w:r>
-              <w:rPr>
+                <w:rFonts w:ascii="Aptos" w:hAnsi="Aptos"/>
+                <w:sz w:val="20"/>
+                <w:szCs w:val="20"/>
+              </w:rPr>
+            </w:pPr>
+            <w:r>
+              <w:rPr>
+                <w:rFonts w:ascii="Aptos" w:hAnsi="Aptos"/>
                 <w:sz w:val="20"/>
                 <w:szCs w:val="20"/>
               </w:rPr>
@@ -2520,6 +2439,7 @@
             <w:pPr>
               <w:jc w:val="center"/>
               <w:rPr>
+                <w:rFonts w:ascii="Aptos" w:hAnsi="Aptos"/>
                 <w:b/>
                 <w:sz w:val="28"/>
                 <w:szCs w:val="28"/>
@@ -2527,6 +2447,7 @@
             </w:pPr>
             <w:r>
               <w:rPr>
+                <w:rFonts w:ascii="Aptos" w:hAnsi="Aptos"/>
                 <w:b/>
                 <w:sz w:val="28"/>
                 <w:szCs w:val="28"/>
@@ -2548,13 +2469,15 @@
           <w:p>
             <w:pPr>
               <w:rPr>
-                <w:b/>
-                <w:sz w:val="16"/>
-                <w:szCs w:val="16"/>
-              </w:rPr>
-            </w:pPr>
-            <w:r>
-              <w:rPr>
+                <w:rFonts w:ascii="Aptos" w:hAnsi="Aptos"/>
+                <w:b/>
+                <w:sz w:val="16"/>
+                <w:szCs w:val="16"/>
+              </w:rPr>
+            </w:pPr>
+            <w:r>
+              <w:rPr>
+                <w:rFonts w:ascii="Aptos" w:hAnsi="Aptos"/>
                 <w:b/>
                 <w:sz w:val="16"/>
                 <w:szCs w:val="16"/>
@@ -2573,6 +2496,7 @@
             </w:r>
             <w:r>
               <w:rPr>
+                <w:rFonts w:ascii="Aptos" w:hAnsi="Aptos"/>
                 <w:b/>
                 <w:sz w:val="16"/>
                 <w:szCs w:val="16"/>
@@ -2581,13 +2505,15 @@
             </w:r>
             <w:r>
               <w:rPr>
-                <w:b/>
-                <w:sz w:val="16"/>
-                <w:szCs w:val="16"/>
-              </w:rPr>
-            </w:r>
-            <w:r>
-              <w:rPr>
+                <w:rFonts w:ascii="Aptos" w:hAnsi="Aptos"/>
+                <w:b/>
+                <w:sz w:val="16"/>
+                <w:szCs w:val="16"/>
+              </w:rPr>
+            </w:r>
+            <w:r>
+              <w:rPr>
+                <w:rFonts w:ascii="Aptos" w:hAnsi="Aptos"/>
                 <w:b/>
                 <w:sz w:val="16"/>
                 <w:szCs w:val="16"/>
@@ -2596,6 +2522,7 @@
             </w:r>
             <w:r>
               <w:rPr>
+                <w:rFonts w:ascii="Aptos" w:hAnsi="Aptos"/>
                 <w:b/>
                 <w:sz w:val="16"/>
                 <w:szCs w:val="16"/>
@@ -2606,13 +2533,15 @@
           <w:p>
             <w:pPr>
               <w:rPr>
-                <w:b/>
-                <w:sz w:val="16"/>
-                <w:szCs w:val="16"/>
-              </w:rPr>
-            </w:pPr>
-            <w:r>
-              <w:rPr>
+                <w:rFonts w:ascii="Aptos" w:hAnsi="Aptos"/>
+                <w:b/>
+                <w:sz w:val="16"/>
+                <w:szCs w:val="16"/>
+              </w:rPr>
+            </w:pPr>
+            <w:r>
+              <w:rPr>
+                <w:rFonts w:ascii="Aptos" w:hAnsi="Aptos"/>
                 <w:b/>
                 <w:sz w:val="16"/>
                 <w:szCs w:val="16"/>
@@ -2631,6 +2560,7 @@
             </w:r>
             <w:r>
               <w:rPr>
+                <w:rFonts w:ascii="Aptos" w:hAnsi="Aptos"/>
                 <w:b/>
                 <w:sz w:val="16"/>
                 <w:szCs w:val="16"/>
@@ -2639,13 +2569,15 @@
             </w:r>
             <w:r>
               <w:rPr>
-                <w:b/>
-                <w:sz w:val="16"/>
-                <w:szCs w:val="16"/>
-              </w:rPr>
-            </w:r>
-            <w:r>
-              <w:rPr>
+                <w:rFonts w:ascii="Aptos" w:hAnsi="Aptos"/>
+                <w:b/>
+                <w:sz w:val="16"/>
+                <w:szCs w:val="16"/>
+              </w:rPr>
+            </w:r>
+            <w:r>
+              <w:rPr>
+                <w:rFonts w:ascii="Aptos" w:hAnsi="Aptos"/>
                 <w:b/>
                 <w:sz w:val="16"/>
                 <w:szCs w:val="16"/>
@@ -2654,6 +2586,7 @@
             </w:r>
             <w:r>
               <w:rPr>
+                <w:rFonts w:ascii="Aptos" w:hAnsi="Aptos"/>
                 <w:b/>
                 <w:sz w:val="16"/>
                 <w:szCs w:val="16"/>
@@ -2664,13 +2597,15 @@
           <w:p>
             <w:pPr>
               <w:rPr>
-                <w:b/>
-                <w:sz w:val="16"/>
-                <w:szCs w:val="16"/>
-              </w:rPr>
-            </w:pPr>
-            <w:r>
-              <w:rPr>
+                <w:rFonts w:ascii="Aptos" w:hAnsi="Aptos"/>
+                <w:b/>
+                <w:sz w:val="16"/>
+                <w:szCs w:val="16"/>
+              </w:rPr>
+            </w:pPr>
+            <w:r>
+              <w:rPr>
+                <w:rFonts w:ascii="Aptos" w:hAnsi="Aptos"/>
                 <w:b/>
                 <w:sz w:val="16"/>
                 <w:szCs w:val="16"/>
@@ -2689,6 +2624,7 @@
             </w:r>
             <w:r>
               <w:rPr>
+                <w:rFonts w:ascii="Aptos" w:hAnsi="Aptos"/>
                 <w:b/>
                 <w:sz w:val="16"/>
                 <w:szCs w:val="16"/>
@@ -2697,13 +2633,15 @@
             </w:r>
             <w:r>
               <w:rPr>
-                <w:b/>
-                <w:sz w:val="16"/>
-                <w:szCs w:val="16"/>
-              </w:rPr>
-            </w:r>
-            <w:r>
-              <w:rPr>
+                <w:rFonts w:ascii="Aptos" w:hAnsi="Aptos"/>
+                <w:b/>
+                <w:sz w:val="16"/>
+                <w:szCs w:val="16"/>
+              </w:rPr>
+            </w:r>
+            <w:r>
+              <w:rPr>
+                <w:rFonts w:ascii="Aptos" w:hAnsi="Aptos"/>
                 <w:b/>
                 <w:sz w:val="16"/>
                 <w:szCs w:val="16"/>
@@ -2712,6 +2650,7 @@
             </w:r>
             <w:r>
               <w:rPr>
+                <w:rFonts w:ascii="Aptos" w:hAnsi="Aptos"/>
                 <w:b/>
                 <w:sz w:val="16"/>
                 <w:szCs w:val="16"/>
@@ -2722,13 +2661,15 @@
           <w:p>
             <w:pPr>
               <w:rPr>
-                <w:b/>
-                <w:sz w:val="16"/>
-                <w:szCs w:val="16"/>
-              </w:rPr>
-            </w:pPr>
-            <w:r>
-              <w:rPr>
+                <w:rFonts w:ascii="Aptos" w:hAnsi="Aptos"/>
+                <w:b/>
+                <w:sz w:val="16"/>
+                <w:szCs w:val="16"/>
+              </w:rPr>
+            </w:pPr>
+            <w:r>
+              <w:rPr>
+                <w:rFonts w:ascii="Aptos" w:hAnsi="Aptos"/>
                 <w:b/>
                 <w:sz w:val="16"/>
                 <w:szCs w:val="16"/>
@@ -2747,6 +2688,7 @@
             </w:r>
             <w:r>
               <w:rPr>
+                <w:rFonts w:ascii="Aptos" w:hAnsi="Aptos"/>
                 <w:b/>
                 <w:sz w:val="16"/>
                 <w:szCs w:val="16"/>
@@ -2755,13 +2697,15 @@
             </w:r>
             <w:r>
               <w:rPr>
-                <w:b/>
-                <w:sz w:val="16"/>
-                <w:szCs w:val="16"/>
-              </w:rPr>
-            </w:r>
-            <w:r>
-              <w:rPr>
+                <w:rFonts w:ascii="Aptos" w:hAnsi="Aptos"/>
+                <w:b/>
+                <w:sz w:val="16"/>
+                <w:szCs w:val="16"/>
+              </w:rPr>
+            </w:r>
+            <w:r>
+              <w:rPr>
+                <w:rFonts w:ascii="Aptos" w:hAnsi="Aptos"/>
                 <w:b/>
                 <w:sz w:val="16"/>
                 <w:szCs w:val="16"/>
@@ -2770,6 +2714,7 @@
             </w:r>
             <w:r>
               <w:rPr>
+                <w:rFonts w:ascii="Aptos" w:hAnsi="Aptos"/>
                 <w:b/>
                 <w:sz w:val="16"/>
                 <w:szCs w:val="16"/>
@@ -2780,13 +2725,15 @@
           <w:p>
             <w:pPr>
               <w:rPr>
-                <w:b/>
-                <w:sz w:val="16"/>
-                <w:szCs w:val="16"/>
-              </w:rPr>
-            </w:pPr>
-            <w:r>
-              <w:rPr>
+                <w:rFonts w:ascii="Aptos" w:hAnsi="Aptos"/>
+                <w:b/>
+                <w:sz w:val="16"/>
+                <w:szCs w:val="16"/>
+              </w:rPr>
+            </w:pPr>
+            <w:r>
+              <w:rPr>
+                <w:rFonts w:ascii="Aptos" w:hAnsi="Aptos"/>
                 <w:b/>
                 <w:sz w:val="16"/>
                 <w:szCs w:val="16"/>
@@ -2805,6 +2752,7 @@
             </w:r>
             <w:r>
               <w:rPr>
+                <w:rFonts w:ascii="Aptos" w:hAnsi="Aptos"/>
                 <w:b/>
                 <w:sz w:val="16"/>
                 <w:szCs w:val="16"/>
@@ -2813,13 +2761,15 @@
             </w:r>
             <w:r>
               <w:rPr>
-                <w:b/>
-                <w:sz w:val="16"/>
-                <w:szCs w:val="16"/>
-              </w:rPr>
-            </w:r>
-            <w:r>
-              <w:rPr>
+                <w:rFonts w:ascii="Aptos" w:hAnsi="Aptos"/>
+                <w:b/>
+                <w:sz w:val="16"/>
+                <w:szCs w:val="16"/>
+              </w:rPr>
+            </w:r>
+            <w:r>
+              <w:rPr>
+                <w:rFonts w:ascii="Aptos" w:hAnsi="Aptos"/>
                 <w:b/>
                 <w:sz w:val="16"/>
                 <w:szCs w:val="16"/>
@@ -2828,6 +2778,7 @@
             </w:r>
             <w:r>
               <w:rPr>
+                <w:rFonts w:ascii="Aptos" w:hAnsi="Aptos"/>
                 <w:b/>
                 <w:sz w:val="16"/>
                 <w:szCs w:val="16"/>
@@ -2849,13 +2800,15 @@
           <w:p>
             <w:pPr>
               <w:rPr>
-                <w:b/>
-                <w:sz w:val="16"/>
-                <w:szCs w:val="16"/>
-              </w:rPr>
-            </w:pPr>
-            <w:r>
-              <w:rPr>
+                <w:rFonts w:ascii="Aptos" w:hAnsi="Aptos"/>
+                <w:b/>
+                <w:sz w:val="16"/>
+                <w:szCs w:val="16"/>
+              </w:rPr>
+            </w:pPr>
+            <w:r>
+              <w:rPr>
+                <w:rFonts w:ascii="Aptos" w:hAnsi="Aptos"/>
                 <w:b/>
                 <w:sz w:val="16"/>
                 <w:szCs w:val="16"/>
@@ -2866,13 +2819,15 @@
           <w:p>
             <w:pPr>
               <w:rPr>
-                <w:b/>
-                <w:sz w:val="16"/>
-                <w:szCs w:val="16"/>
-              </w:rPr>
-            </w:pPr>
-            <w:r>
-              <w:rPr>
+                <w:rFonts w:ascii="Aptos" w:hAnsi="Aptos"/>
+                <w:b/>
+                <w:sz w:val="16"/>
+                <w:szCs w:val="16"/>
+              </w:rPr>
+            </w:pPr>
+            <w:r>
+              <w:rPr>
+                <w:rFonts w:ascii="Aptos" w:hAnsi="Aptos"/>
                 <w:b/>
                 <w:sz w:val="16"/>
                 <w:szCs w:val="16"/>
@@ -2883,13 +2838,15 @@
           <w:p>
             <w:pPr>
               <w:rPr>
-                <w:b/>
-                <w:sz w:val="16"/>
-                <w:szCs w:val="16"/>
-              </w:rPr>
-            </w:pPr>
-            <w:r>
-              <w:rPr>
+                <w:rFonts w:ascii="Aptos" w:hAnsi="Aptos"/>
+                <w:b/>
+                <w:sz w:val="16"/>
+                <w:szCs w:val="16"/>
+              </w:rPr>
+            </w:pPr>
+            <w:r>
+              <w:rPr>
+                <w:rFonts w:ascii="Aptos" w:hAnsi="Aptos"/>
                 <w:b/>
                 <w:sz w:val="16"/>
                 <w:szCs w:val="16"/>
@@ -2900,13 +2857,15 @@
           <w:p>
             <w:pPr>
               <w:rPr>
-                <w:b/>
-                <w:sz w:val="16"/>
-                <w:szCs w:val="16"/>
-              </w:rPr>
-            </w:pPr>
-            <w:r>
-              <w:rPr>
+                <w:rFonts w:ascii="Aptos" w:hAnsi="Aptos"/>
+                <w:b/>
+                <w:sz w:val="16"/>
+                <w:szCs w:val="16"/>
+              </w:rPr>
+            </w:pPr>
+            <w:r>
+              <w:rPr>
+                <w:rFonts w:ascii="Aptos" w:hAnsi="Aptos"/>
                 <w:b/>
                 <w:sz w:val="16"/>
                 <w:szCs w:val="16"/>
@@ -2917,13 +2876,15 @@
           <w:p>
             <w:pPr>
               <w:rPr>
-                <w:b/>
-                <w:sz w:val="16"/>
-                <w:szCs w:val="16"/>
-              </w:rPr>
-            </w:pPr>
-            <w:r>
-              <w:rPr>
+                <w:rFonts w:ascii="Aptos" w:hAnsi="Aptos"/>
+                <w:b/>
+                <w:sz w:val="16"/>
+                <w:szCs w:val="16"/>
+              </w:rPr>
+            </w:pPr>
+            <w:r>
+              <w:rPr>
+                <w:rFonts w:ascii="Aptos" w:hAnsi="Aptos"/>
                 <w:b/>
                 <w:sz w:val="16"/>
                 <w:szCs w:val="16"/>
@@ -2951,6 +2912,7 @@
           <w:p>
             <w:pPr>
               <w:rPr>
+                <w:rFonts w:ascii="Aptos" w:hAnsi="Aptos"/>
                 <w:b/>
                 <w:sz w:val="10"/>
                 <w:szCs w:val="10"/>
@@ -2977,11 +2939,13 @@
           <w:p>
             <w:pPr>
               <w:rPr>
-                <w:b/>
-              </w:rPr>
-            </w:pPr>
-            <w:r>
-              <w:rPr>
+                <w:rFonts w:ascii="Aptos" w:hAnsi="Aptos"/>
+                <w:b/>
+              </w:rPr>
+            </w:pPr>
+            <w:r>
+              <w:rPr>
+                <w:rFonts w:ascii="Aptos" w:hAnsi="Aptos"/>
                 <w:b/>
               </w:rPr>
               <w:t>C</w:t>
@@ -3003,11 +2967,13 @@
           <w:p>
             <w:pPr>
               <w:rPr>
-                <w:b/>
-              </w:rPr>
-            </w:pPr>
-            <w:r>
-              <w:rPr>
+                <w:rFonts w:ascii="Aptos" w:hAnsi="Aptos"/>
+                <w:b/>
+              </w:rPr>
+            </w:pPr>
+            <w:r>
+              <w:rPr>
+                <w:rFonts w:ascii="Aptos" w:hAnsi="Aptos"/>
                 <w:b/>
               </w:rPr>
               <w:t>VALUTAZIONE DEL RISCHIO MISURATO</w:t>
@@ -3029,13 +2995,15 @@
             <w:pPr>
               <w:jc w:val="center"/>
               <w:rPr>
-                <w:b/>
-                <w:sz w:val="16"/>
-                <w:szCs w:val="16"/>
-              </w:rPr>
-            </w:pPr>
-            <w:r>
-              <w:rPr>
+                <w:rFonts w:ascii="Aptos" w:hAnsi="Aptos"/>
+                <w:b/>
+                <w:sz w:val="16"/>
+                <w:szCs w:val="16"/>
+              </w:rPr>
+            </w:pPr>
+            <w:r>
+              <w:rPr>
+                <w:rFonts w:ascii="Aptos" w:hAnsi="Aptos"/>
                 <w:b/>
                 <w:sz w:val="16"/>
                 <w:szCs w:val="16"/>
@@ -3044,6 +3012,7 @@
             </w:r>
             <w:r>
               <w:rPr>
+                <w:rFonts w:ascii="Aptos" w:hAnsi="Aptos"/>
                 <w:b/>
                 <w:sz w:val="16"/>
                 <w:szCs w:val="16"/>
@@ -3062,6 +3031,7 @@
             </w:r>
             <w:r>
               <w:rPr>
+                <w:rFonts w:ascii="Aptos" w:hAnsi="Aptos"/>
                 <w:b/>
                 <w:sz w:val="16"/>
                 <w:szCs w:val="16"/>
@@ -3070,13 +3040,15 @@
             </w:r>
             <w:r>
               <w:rPr>
-                <w:b/>
-                <w:sz w:val="16"/>
-                <w:szCs w:val="16"/>
-              </w:rPr>
-            </w:r>
-            <w:r>
-              <w:rPr>
+                <w:rFonts w:ascii="Aptos" w:hAnsi="Aptos"/>
+                <w:b/>
+                <w:sz w:val="16"/>
+                <w:szCs w:val="16"/>
+              </w:rPr>
+            </w:r>
+            <w:r>
+              <w:rPr>
+                <w:rFonts w:ascii="Aptos" w:hAnsi="Aptos"/>
                 <w:b/>
                 <w:sz w:val="16"/>
                 <w:szCs w:val="16"/>
@@ -3085,6 +3057,7 @@
             </w:r>
             <w:r>
               <w:rPr>
+                <w:rFonts w:ascii="Aptos" w:hAnsi="Aptos"/>
                 <w:b/>
                 <w:sz w:val="16"/>
                 <w:szCs w:val="16"/>
@@ -3093,6 +3066,7 @@
             </w:r>
             <w:r>
               <w:rPr>
+                <w:rFonts w:ascii="Aptos" w:hAnsi="Aptos"/>
                 <w:b/>
                 <w:sz w:val="16"/>
                 <w:szCs w:val="16"/>
@@ -3101,6 +3075,7 @@
             </w:r>
             <w:r>
               <w:rPr>
+                <w:rFonts w:ascii="Aptos" w:hAnsi="Aptos"/>
                 <w:b/>
                 <w:sz w:val="16"/>
                 <w:szCs w:val="16"/>
@@ -3119,6 +3094,7 @@
             </w:r>
             <w:r>
               <w:rPr>
+                <w:rFonts w:ascii="Aptos" w:hAnsi="Aptos"/>
                 <w:b/>
                 <w:sz w:val="16"/>
                 <w:szCs w:val="16"/>
@@ -3127,13 +3103,15 @@
             </w:r>
             <w:r>
               <w:rPr>
-                <w:b/>
-                <w:sz w:val="16"/>
-                <w:szCs w:val="16"/>
-              </w:rPr>
-            </w:r>
-            <w:r>
-              <w:rPr>
+                <w:rFonts w:ascii="Aptos" w:hAnsi="Aptos"/>
+                <w:b/>
+                <w:sz w:val="16"/>
+                <w:szCs w:val="16"/>
+              </w:rPr>
+            </w:r>
+            <w:r>
+              <w:rPr>
+                <w:rFonts w:ascii="Aptos" w:hAnsi="Aptos"/>
                 <w:b/>
                 <w:sz w:val="16"/>
                 <w:szCs w:val="16"/>
@@ -3142,6 +3120,7 @@
             </w:r>
             <w:r>
               <w:rPr>
+                <w:rFonts w:ascii="Aptos" w:hAnsi="Aptos"/>
                 <w:b/>
                 <w:sz w:val="16"/>
                 <w:szCs w:val="16"/>
@@ -3150,6 +3129,7 @@
             </w:r>
             <w:r>
               <w:rPr>
+                <w:rFonts w:ascii="Aptos" w:hAnsi="Aptos"/>
                 <w:b/>
                 <w:sz w:val="16"/>
                 <w:szCs w:val="16"/>
@@ -3177,6 +3157,7 @@
           <w:p>
             <w:pPr>
               <w:rPr>
+                <w:rFonts w:ascii="Aptos" w:hAnsi="Aptos"/>
                 <w:b/>
                 <w:sz w:val="10"/>
                 <w:szCs w:val="10"/>
@@ -3203,6 +3184,7 @@
           <w:p>
             <w:pPr>
               <w:rPr>
+                <w:rFonts w:ascii="Aptos" w:hAnsi="Aptos"/>
                 <w:b/>
                 <w:sz w:val="10"/>
                 <w:szCs w:val="10"/>
@@ -3229,11 +3211,13 @@
           <w:p>
             <w:pPr>
               <w:rPr>
-                <w:b/>
-              </w:rPr>
-            </w:pPr>
-            <w:r>
-              <w:rPr>
+                <w:rFonts w:ascii="Aptos" w:hAnsi="Aptos"/>
+                <w:b/>
+              </w:rPr>
+            </w:pPr>
+            <w:r>
+              <w:rPr>
+                <w:rFonts w:ascii="Aptos" w:hAnsi="Aptos"/>
                 <w:b/>
               </w:rPr>
               <w:t>D</w:t>
@@ -3254,11 +3238,13 @@
           <w:p>
             <w:pPr>
               <w:rPr>
-                <w:b/>
-              </w:rPr>
-            </w:pPr>
-            <w:r>
-              <w:rPr>
+                <w:rFonts w:ascii="Aptos" w:hAnsi="Aptos"/>
+                <w:b/>
+              </w:rPr>
+            </w:pPr>
+            <w:r>
+              <w:rPr>
+                <w:rFonts w:ascii="Aptos" w:hAnsi="Aptos"/>
                 <w:b/>
               </w:rPr>
               <w:t>MISURE DI PREVENZIONE E PROTEZIONE (artt. 224, 225)</w:t>
@@ -3285,6 +3271,7 @@
           <w:p>
             <w:pPr>
               <w:rPr>
+                <w:rFonts w:ascii="Aptos" w:hAnsi="Aptos"/>
                 <w:b/>
                 <w:sz w:val="10"/>
                 <w:szCs w:val="10"/>
@@ -3311,12 +3298,14 @@
           <w:p>
             <w:pPr>
               <w:rPr>
-                <w:sz w:val="16"/>
-                <w:szCs w:val="16"/>
-              </w:rPr>
-            </w:pPr>
-            <w:r>
-              <w:rPr>
+                <w:rFonts w:ascii="Aptos" w:hAnsi="Aptos"/>
+                <w:sz w:val="16"/>
+                <w:szCs w:val="16"/>
+              </w:rPr>
+            </w:pPr>
+            <w:r>
+              <w:rPr>
+                <w:rFonts w:ascii="Aptos" w:hAnsi="Aptos"/>
                 <w:b/>
                 <w:sz w:val="16"/>
                 <w:szCs w:val="16"/>
@@ -3335,6 +3324,7 @@
             </w:r>
             <w:r>
               <w:rPr>
+                <w:rFonts w:ascii="Aptos" w:hAnsi="Aptos"/>
                 <w:b/>
                 <w:sz w:val="16"/>
                 <w:szCs w:val="16"/>
@@ -3343,13 +3333,15 @@
             </w:r>
             <w:r>
               <w:rPr>
-                <w:b/>
-                <w:sz w:val="16"/>
-                <w:szCs w:val="16"/>
-              </w:rPr>
-            </w:r>
-            <w:r>
-              <w:rPr>
+                <w:rFonts w:ascii="Aptos" w:hAnsi="Aptos"/>
+                <w:b/>
+                <w:sz w:val="16"/>
+                <w:szCs w:val="16"/>
+              </w:rPr>
+            </w:r>
+            <w:r>
+              <w:rPr>
+                <w:rFonts w:ascii="Aptos" w:hAnsi="Aptos"/>
                 <w:b/>
                 <w:sz w:val="16"/>
                 <w:szCs w:val="16"/>
@@ -3358,6 +3350,7 @@
             </w:r>
             <w:r>
               <w:rPr>
+                <w:rFonts w:ascii="Aptos" w:hAnsi="Aptos"/>
                 <w:b/>
                 <w:sz w:val="16"/>
                 <w:szCs w:val="16"/>
@@ -3366,6 +3359,7 @@
             </w:r>
             <w:r>
               <w:rPr>
+                <w:rFonts w:ascii="Aptos" w:hAnsi="Aptos"/>
                 <w:b/>
                 <w:sz w:val="16"/>
                 <w:szCs w:val="16"/>
@@ -3374,6 +3368,7 @@
             </w:r>
             <w:r>
               <w:rPr>
+                <w:rFonts w:ascii="Aptos" w:hAnsi="Aptos"/>
                 <w:sz w:val="16"/>
                 <w:szCs w:val="16"/>
               </w:rPr>
@@ -3383,12 +3378,14 @@
           <w:p>
             <w:pPr>
               <w:rPr>
-                <w:sz w:val="16"/>
-                <w:szCs w:val="16"/>
-              </w:rPr>
-            </w:pPr>
-            <w:r>
-              <w:rPr>
+                <w:rFonts w:ascii="Aptos" w:hAnsi="Aptos"/>
+                <w:sz w:val="16"/>
+                <w:szCs w:val="16"/>
+              </w:rPr>
+            </w:pPr>
+            <w:r>
+              <w:rPr>
+                <w:rFonts w:ascii="Aptos" w:hAnsi="Aptos"/>
                 <w:sz w:val="16"/>
                 <w:szCs w:val="16"/>
               </w:rPr>
@@ -3406,6 +3403,7 @@
             </w:r>
             <w:r>
               <w:rPr>
+                <w:rFonts w:ascii="Aptos" w:hAnsi="Aptos"/>
                 <w:sz w:val="16"/>
                 <w:szCs w:val="16"/>
               </w:rPr>
@@ -3413,12 +3411,14 @@
             </w:r>
             <w:r>
               <w:rPr>
-                <w:sz w:val="16"/>
-                <w:szCs w:val="16"/>
-              </w:rPr>
-            </w:r>
-            <w:r>
-              <w:rPr>
+                <w:rFonts w:ascii="Aptos" w:hAnsi="Aptos"/>
+                <w:sz w:val="16"/>
+                <w:szCs w:val="16"/>
+              </w:rPr>
+            </w:r>
+            <w:r>
+              <w:rPr>
+                <w:rFonts w:ascii="Aptos" w:hAnsi="Aptos"/>
                 <w:sz w:val="16"/>
                 <w:szCs w:val="16"/>
               </w:rPr>
@@ -3426,6 +3426,7 @@
             </w:r>
             <w:r>
               <w:rPr>
+                <w:rFonts w:ascii="Aptos" w:hAnsi="Aptos"/>
                 <w:sz w:val="16"/>
                 <w:szCs w:val="16"/>
               </w:rPr>
@@ -3433,6 +3434,7 @@
             </w:r>
             <w:r>
               <w:rPr>
+                <w:rFonts w:ascii="Aptos" w:hAnsi="Aptos"/>
                 <w:sz w:val="16"/>
                 <w:szCs w:val="16"/>
               </w:rPr>
@@ -3442,13 +3444,15 @@
           <w:p>
             <w:pPr>
               <w:rPr>
-                <w:b/>
-                <w:sz w:val="16"/>
-                <w:szCs w:val="16"/>
-              </w:rPr>
-            </w:pPr>
-            <w:r>
-              <w:rPr>
+                <w:rFonts w:ascii="Aptos" w:hAnsi="Aptos"/>
+                <w:b/>
+                <w:sz w:val="16"/>
+                <w:szCs w:val="16"/>
+              </w:rPr>
+            </w:pPr>
+            <w:r>
+              <w:rPr>
+                <w:rFonts w:ascii="Aptos" w:hAnsi="Aptos"/>
                 <w:sz w:val="16"/>
                 <w:szCs w:val="16"/>
               </w:rPr>
@@ -3466,6 +3470,7 @@
             </w:r>
             <w:r>
               <w:rPr>
+                <w:rFonts w:ascii="Aptos" w:hAnsi="Aptos"/>
                 <w:sz w:val="16"/>
                 <w:szCs w:val="16"/>
               </w:rPr>
@@ -3473,12 +3478,14 @@
             </w:r>
             <w:r>
               <w:rPr>
-                <w:sz w:val="16"/>
-                <w:szCs w:val="16"/>
-              </w:rPr>
-            </w:r>
-            <w:r>
-              <w:rPr>
+                <w:rFonts w:ascii="Aptos" w:hAnsi="Aptos"/>
+                <w:sz w:val="16"/>
+                <w:szCs w:val="16"/>
+              </w:rPr>
+            </w:r>
+            <w:r>
+              <w:rPr>
+                <w:rFonts w:ascii="Aptos" w:hAnsi="Aptos"/>
                 <w:sz w:val="16"/>
                 <w:szCs w:val="16"/>
               </w:rPr>
@@ -3486,6 +3493,7 @@
             </w:r>
             <w:r>
               <w:rPr>
+                <w:rFonts w:ascii="Aptos" w:hAnsi="Aptos"/>
                 <w:sz w:val="16"/>
                 <w:szCs w:val="16"/>
               </w:rPr>
@@ -3493,6 +3501,7 @@
             </w:r>
             <w:r>
               <w:rPr>
+                <w:rFonts w:ascii="Aptos" w:hAnsi="Aptos"/>
                 <w:sz w:val="16"/>
                 <w:szCs w:val="16"/>
               </w:rPr>
@@ -3502,12 +3511,14 @@
           <w:p>
             <w:pPr>
               <w:rPr>
-                <w:sz w:val="16"/>
-                <w:szCs w:val="16"/>
-              </w:rPr>
-            </w:pPr>
-            <w:r>
-              <w:rPr>
+                <w:rFonts w:ascii="Aptos" w:hAnsi="Aptos"/>
+                <w:sz w:val="16"/>
+                <w:szCs w:val="16"/>
+              </w:rPr>
+            </w:pPr>
+            <w:r>
+              <w:rPr>
+                <w:rFonts w:ascii="Aptos" w:hAnsi="Aptos"/>
                 <w:sz w:val="16"/>
                 <w:szCs w:val="16"/>
               </w:rPr>
@@ -3525,6 +3536,7 @@
             </w:r>
             <w:r>
               <w:rPr>
+                <w:rFonts w:ascii="Aptos" w:hAnsi="Aptos"/>
                 <w:sz w:val="16"/>
                 <w:szCs w:val="16"/>
               </w:rPr>
@@ -3532,12 +3544,14 @@
             </w:r>
             <w:r>
               <w:rPr>
-                <w:sz w:val="16"/>
-                <w:szCs w:val="16"/>
-              </w:rPr>
-            </w:r>
-            <w:r>
-              <w:rPr>
+                <w:rFonts w:ascii="Aptos" w:hAnsi="Aptos"/>
+                <w:sz w:val="16"/>
+                <w:szCs w:val="16"/>
+              </w:rPr>
+            </w:r>
+            <w:r>
+              <w:rPr>
+                <w:rFonts w:ascii="Aptos" w:hAnsi="Aptos"/>
                 <w:sz w:val="16"/>
                 <w:szCs w:val="16"/>
               </w:rPr>
@@ -3545,6 +3559,7 @@
             </w:r>
             <w:r>
               <w:rPr>
+                <w:rFonts w:ascii="Aptos" w:hAnsi="Aptos"/>
                 <w:sz w:val="16"/>
                 <w:szCs w:val="16"/>
               </w:rPr>
@@ -3552,6 +3567,7 @@
             </w:r>
             <w:r>
               <w:rPr>
+                <w:rFonts w:ascii="Aptos" w:hAnsi="Aptos"/>
                 <w:sz w:val="16"/>
                 <w:szCs w:val="16"/>
               </w:rPr>
@@ -3561,12 +3577,14 @@
           <w:p>
             <w:pPr>
               <w:rPr>
-                <w:sz w:val="16"/>
-                <w:szCs w:val="16"/>
-              </w:rPr>
-            </w:pPr>
-            <w:r>
-              <w:rPr>
+                <w:rFonts w:ascii="Aptos" w:hAnsi="Aptos"/>
+                <w:sz w:val="16"/>
+                <w:szCs w:val="16"/>
+              </w:rPr>
+            </w:pPr>
+            <w:r>
+              <w:rPr>
+                <w:rFonts w:ascii="Aptos" w:hAnsi="Aptos"/>
                 <w:sz w:val="16"/>
                 <w:szCs w:val="16"/>
               </w:rPr>
@@ -3585,6 +3603,7 @@
             </w:r>
             <w:r>
               <w:rPr>
+                <w:rFonts w:ascii="Aptos" w:hAnsi="Aptos"/>
                 <w:sz w:val="16"/>
                 <w:szCs w:val="16"/>
               </w:rPr>
@@ -3592,12 +3611,14 @@
             </w:r>
             <w:r>
               <w:rPr>
-                <w:sz w:val="16"/>
-                <w:szCs w:val="16"/>
-              </w:rPr>
-            </w:r>
-            <w:r>
-              <w:rPr>
+                <w:rFonts w:ascii="Aptos" w:hAnsi="Aptos"/>
+                <w:sz w:val="16"/>
+                <w:szCs w:val="16"/>
+              </w:rPr>
+            </w:r>
+            <w:r>
+              <w:rPr>
+                <w:rFonts w:ascii="Aptos" w:hAnsi="Aptos"/>
                 <w:sz w:val="16"/>
                 <w:szCs w:val="16"/>
               </w:rPr>
@@ -3605,6 +3626,7 @@
             </w:r>
             <w:r>
               <w:rPr>
+                <w:rFonts w:ascii="Aptos" w:hAnsi="Aptos"/>
                 <w:sz w:val="16"/>
                 <w:szCs w:val="16"/>
               </w:rPr>
@@ -3612,6 +3634,7 @@
             </w:r>
             <w:r>
               <w:rPr>
+                <w:rFonts w:ascii="Aptos" w:hAnsi="Aptos"/>
                 <w:sz w:val="16"/>
                 <w:szCs w:val="16"/>
               </w:rPr>
@@ -3621,12 +3644,14 @@
           <w:p>
             <w:pPr>
               <w:rPr>
-                <w:sz w:val="16"/>
-                <w:szCs w:val="16"/>
-              </w:rPr>
-            </w:pPr>
-            <w:r>
-              <w:rPr>
+                <w:rFonts w:ascii="Aptos" w:hAnsi="Aptos"/>
+                <w:sz w:val="16"/>
+                <w:szCs w:val="16"/>
+              </w:rPr>
+            </w:pPr>
+            <w:r>
+              <w:rPr>
+                <w:rFonts w:ascii="Aptos" w:hAnsi="Aptos"/>
                 <w:sz w:val="16"/>
                 <w:szCs w:val="16"/>
               </w:rPr>
@@ -3644,6 +3669,7 @@
             </w:r>
             <w:r>
               <w:rPr>
+                <w:rFonts w:ascii="Aptos" w:hAnsi="Aptos"/>
                 <w:sz w:val="16"/>
                 <w:szCs w:val="16"/>
               </w:rPr>
@@ -3651,12 +3677,14 @@
             </w:r>
             <w:r>
               <w:rPr>
-                <w:sz w:val="16"/>
-                <w:szCs w:val="16"/>
-              </w:rPr>
-            </w:r>
-            <w:r>
-              <w:rPr>
+                <w:rFonts w:ascii="Aptos" w:hAnsi="Aptos"/>
+                <w:sz w:val="16"/>
+                <w:szCs w:val="16"/>
+              </w:rPr>
+            </w:r>
+            <w:r>
+              <w:rPr>
+                <w:rFonts w:ascii="Aptos" w:hAnsi="Aptos"/>
                 <w:sz w:val="16"/>
                 <w:szCs w:val="16"/>
               </w:rPr>
@@ -3664,6 +3692,7 @@
             </w:r>
             <w:r>
               <w:rPr>
+                <w:rFonts w:ascii="Aptos" w:hAnsi="Aptos"/>
                 <w:sz w:val="16"/>
                 <w:szCs w:val="16"/>
               </w:rPr>
@@ -3671,6 +3700,7 @@
             </w:r>
             <w:r>
               <w:rPr>
+                <w:rFonts w:ascii="Aptos" w:hAnsi="Aptos"/>
                 <w:sz w:val="16"/>
                 <w:szCs w:val="16"/>
               </w:rPr>
@@ -3680,12 +3710,14 @@
           <w:p>
             <w:pPr>
               <w:rPr>
-                <w:sz w:val="16"/>
-                <w:szCs w:val="16"/>
-              </w:rPr>
-            </w:pPr>
-            <w:r>
-              <w:rPr>
+                <w:rFonts w:ascii="Aptos" w:hAnsi="Aptos"/>
+                <w:sz w:val="16"/>
+                <w:szCs w:val="16"/>
+              </w:rPr>
+            </w:pPr>
+            <w:r>
+              <w:rPr>
+                <w:rFonts w:ascii="Aptos" w:hAnsi="Aptos"/>
                 <w:sz w:val="16"/>
                 <w:szCs w:val="16"/>
               </w:rPr>
@@ -3704,6 +3736,7 @@
             </w:r>
             <w:r>
               <w:rPr>
+                <w:rFonts w:ascii="Aptos" w:hAnsi="Aptos"/>
                 <w:sz w:val="16"/>
                 <w:szCs w:val="16"/>
               </w:rPr>
@@ -3711,12 +3744,14 @@
             </w:r>
             <w:r>
               <w:rPr>
-                <w:sz w:val="16"/>
-                <w:szCs w:val="16"/>
-              </w:rPr>
-            </w:r>
-            <w:r>
-              <w:rPr>
+                <w:rFonts w:ascii="Aptos" w:hAnsi="Aptos"/>
+                <w:sz w:val="16"/>
+                <w:szCs w:val="16"/>
+              </w:rPr>
+            </w:r>
+            <w:r>
+              <w:rPr>
+                <w:rFonts w:ascii="Aptos" w:hAnsi="Aptos"/>
                 <w:sz w:val="16"/>
                 <w:szCs w:val="16"/>
               </w:rPr>
@@ -3724,6 +3759,7 @@
             </w:r>
             <w:r>
               <w:rPr>
+                <w:rFonts w:ascii="Aptos" w:hAnsi="Aptos"/>
                 <w:sz w:val="16"/>
                 <w:szCs w:val="16"/>
               </w:rPr>
@@ -3731,6 +3767,7 @@
             </w:r>
             <w:r>
               <w:rPr>
+                <w:rFonts w:ascii="Aptos" w:hAnsi="Aptos"/>
                 <w:sz w:val="16"/>
                 <w:szCs w:val="16"/>
               </w:rPr>
@@ -3740,6 +3777,7 @@
           <w:p>
             <w:pPr>
               <w:rPr>
+                <w:rFonts w:ascii="Aptos" w:hAnsi="Aptos"/>
                 <w:sz w:val="16"/>
                 <w:szCs w:val="16"/>
               </w:rPr>
@@ -3757,12 +3795,14 @@
           <w:p>
             <w:pPr>
               <w:rPr>
-                <w:sz w:val="16"/>
-                <w:szCs w:val="16"/>
-              </w:rPr>
-            </w:pPr>
-            <w:r>
-              <w:rPr>
+                <w:rFonts w:ascii="Aptos" w:hAnsi="Aptos"/>
+                <w:sz w:val="16"/>
+                <w:szCs w:val="16"/>
+              </w:rPr>
+            </w:pPr>
+            <w:r>
+              <w:rPr>
+                <w:rFonts w:ascii="Aptos" w:hAnsi="Aptos"/>
                 <w:sz w:val="16"/>
                 <w:szCs w:val="16"/>
               </w:rPr>
@@ -3780,6 +3820,7 @@
             </w:r>
             <w:r>
               <w:rPr>
+                <w:rFonts w:ascii="Aptos" w:hAnsi="Aptos"/>
                 <w:sz w:val="16"/>
                 <w:szCs w:val="16"/>
               </w:rPr>
@@ -3787,12 +3828,14 @@
             </w:r>
             <w:r>
               <w:rPr>
-                <w:sz w:val="16"/>
-                <w:szCs w:val="16"/>
-              </w:rPr>
-            </w:r>
-            <w:r>
-              <w:rPr>
+                <w:rFonts w:ascii="Aptos" w:hAnsi="Aptos"/>
+                <w:sz w:val="16"/>
+                <w:szCs w:val="16"/>
+              </w:rPr>
+            </w:r>
+            <w:r>
+              <w:rPr>
+                <w:rFonts w:ascii="Aptos" w:hAnsi="Aptos"/>
                 <w:sz w:val="16"/>
                 <w:szCs w:val="16"/>
               </w:rPr>
@@ -3800,6 +3843,7 @@
             </w:r>
             <w:r>
               <w:rPr>
+                <w:rFonts w:ascii="Aptos" w:hAnsi="Aptos"/>
                 <w:sz w:val="16"/>
                 <w:szCs w:val="16"/>
               </w:rPr>
@@ -3807,6 +3851,7 @@
             </w:r>
             <w:r>
               <w:rPr>
+                <w:rFonts w:ascii="Aptos" w:hAnsi="Aptos"/>
                 <w:sz w:val="16"/>
                 <w:szCs w:val="16"/>
               </w:rPr>
@@ -3816,12 +3861,14 @@
           <w:p>
             <w:pPr>
               <w:rPr>
-                <w:sz w:val="16"/>
-                <w:szCs w:val="16"/>
-              </w:rPr>
-            </w:pPr>
-            <w:r>
-              <w:rPr>
+                <w:rFonts w:ascii="Aptos" w:hAnsi="Aptos"/>
+                <w:sz w:val="16"/>
+                <w:szCs w:val="16"/>
+              </w:rPr>
+            </w:pPr>
+            <w:r>
+              <w:rPr>
+                <w:rFonts w:ascii="Aptos" w:hAnsi="Aptos"/>
                 <w:sz w:val="16"/>
                 <w:szCs w:val="16"/>
               </w:rPr>
@@ -3839,6 +3886,7 @@
             </w:r>
             <w:r>
               <w:rPr>
+                <w:rFonts w:ascii="Aptos" w:hAnsi="Aptos"/>
                 <w:sz w:val="16"/>
                 <w:szCs w:val="16"/>
               </w:rPr>
@@ -3846,12 +3894,14 @@
             </w:r>
             <w:r>
               <w:rPr>
-                <w:sz w:val="16"/>
-                <w:szCs w:val="16"/>
-              </w:rPr>
-            </w:r>
-            <w:r>
-              <w:rPr>
+                <w:rFonts w:ascii="Aptos" w:hAnsi="Aptos"/>
+                <w:sz w:val="16"/>
+                <w:szCs w:val="16"/>
+              </w:rPr>
+            </w:r>
+            <w:r>
+              <w:rPr>
+                <w:rFonts w:ascii="Aptos" w:hAnsi="Aptos"/>
                 <w:sz w:val="16"/>
                 <w:szCs w:val="16"/>
               </w:rPr>
@@ -3859,6 +3909,7 @@
             </w:r>
             <w:r>
               <w:rPr>
+                <w:rFonts w:ascii="Aptos" w:hAnsi="Aptos"/>
                 <w:sz w:val="16"/>
                 <w:szCs w:val="16"/>
               </w:rPr>
@@ -3866,28 +3917,24 @@
             </w:r>
             <w:r>
               <w:rPr>
-                <w:sz w:val="16"/>
-                <w:szCs w:val="16"/>
-              </w:rPr>
-              <w:t xml:space="preserve"> Fornitura dei DPI indicati di seguito</w:t>
-            </w:r>
-            <w:r>
-              <w:rPr>
-                <w:sz w:val="16"/>
-                <w:szCs w:val="16"/>
-              </w:rPr>
-              <w:t xml:space="preserve"> </w:t>
-            </w:r>
-          </w:p>
-          <w:p>
-            <w:pPr>
-              <w:rPr>
-                <w:sz w:val="16"/>
-                <w:szCs w:val="16"/>
-              </w:rPr>
-            </w:pPr>
-            <w:r>
-              <w:rPr>
+                <w:rFonts w:ascii="Aptos" w:hAnsi="Aptos"/>
+                <w:sz w:val="16"/>
+                <w:szCs w:val="16"/>
+              </w:rPr>
+              <w:t xml:space="preserve"> Fornitura dei DPI indicati di seguito </w:t>
+            </w:r>
+          </w:p>
+          <w:p>
+            <w:pPr>
+              <w:rPr>
+                <w:rFonts w:ascii="Aptos" w:hAnsi="Aptos"/>
+                <w:sz w:val="16"/>
+                <w:szCs w:val="16"/>
+              </w:rPr>
+            </w:pPr>
+            <w:r>
+              <w:rPr>
+                <w:rFonts w:ascii="Aptos" w:hAnsi="Aptos"/>
                 <w:sz w:val="16"/>
                 <w:szCs w:val="16"/>
               </w:rPr>
@@ -3905,6 +3952,7 @@
             </w:r>
             <w:r>
               <w:rPr>
+                <w:rFonts w:ascii="Aptos" w:hAnsi="Aptos"/>
                 <w:sz w:val="16"/>
                 <w:szCs w:val="16"/>
               </w:rPr>
@@ -3912,12 +3960,14 @@
             </w:r>
             <w:r>
               <w:rPr>
-                <w:sz w:val="16"/>
-                <w:szCs w:val="16"/>
-              </w:rPr>
-            </w:r>
-            <w:r>
-              <w:rPr>
+                <w:rFonts w:ascii="Aptos" w:hAnsi="Aptos"/>
+                <w:sz w:val="16"/>
+                <w:szCs w:val="16"/>
+              </w:rPr>
+            </w:r>
+            <w:r>
+              <w:rPr>
+                <w:rFonts w:ascii="Aptos" w:hAnsi="Aptos"/>
                 <w:sz w:val="16"/>
                 <w:szCs w:val="16"/>
               </w:rPr>
@@ -3925,6 +3975,7 @@
             </w:r>
             <w:r>
               <w:rPr>
+                <w:rFonts w:ascii="Aptos" w:hAnsi="Aptos"/>
                 <w:sz w:val="16"/>
                 <w:szCs w:val="16"/>
               </w:rPr>
@@ -3932,6 +3983,7 @@
             </w:r>
             <w:r>
               <w:rPr>
+                <w:rFonts w:ascii="Aptos" w:hAnsi="Aptos"/>
                 <w:sz w:val="16"/>
                 <w:szCs w:val="16"/>
               </w:rPr>
@@ -3941,12 +3993,14 @@
           <w:p>
             <w:pPr>
               <w:rPr>
-                <w:sz w:val="16"/>
-                <w:szCs w:val="16"/>
-              </w:rPr>
-            </w:pPr>
-            <w:r>
-              <w:rPr>
+                <w:rFonts w:ascii="Aptos" w:hAnsi="Aptos"/>
+                <w:sz w:val="16"/>
+                <w:szCs w:val="16"/>
+              </w:rPr>
+            </w:pPr>
+            <w:r>
+              <w:rPr>
+                <w:rFonts w:ascii="Aptos" w:hAnsi="Aptos"/>
                 <w:sz w:val="16"/>
                 <w:szCs w:val="16"/>
               </w:rPr>
@@ -3964,6 +4018,7 @@
             </w:r>
             <w:r>
               <w:rPr>
+                <w:rFonts w:ascii="Aptos" w:hAnsi="Aptos"/>
                 <w:sz w:val="16"/>
                 <w:szCs w:val="16"/>
               </w:rPr>
@@ -3971,12 +4026,14 @@
             </w:r>
             <w:r>
               <w:rPr>
-                <w:sz w:val="16"/>
-                <w:szCs w:val="16"/>
-              </w:rPr>
-            </w:r>
-            <w:r>
-              <w:rPr>
+                <w:rFonts w:ascii="Aptos" w:hAnsi="Aptos"/>
+                <w:sz w:val="16"/>
+                <w:szCs w:val="16"/>
+              </w:rPr>
+            </w:r>
+            <w:r>
+              <w:rPr>
+                <w:rFonts w:ascii="Aptos" w:hAnsi="Aptos"/>
                 <w:sz w:val="16"/>
                 <w:szCs w:val="16"/>
               </w:rPr>
@@ -3984,6 +4041,7 @@
             </w:r>
             <w:r>
               <w:rPr>
+                <w:rFonts w:ascii="Aptos" w:hAnsi="Aptos"/>
                 <w:sz w:val="16"/>
                 <w:szCs w:val="16"/>
               </w:rPr>
@@ -3991,6 +4049,7 @@
             </w:r>
             <w:r>
               <w:rPr>
+                <w:rFonts w:ascii="Aptos" w:hAnsi="Aptos"/>
                 <w:sz w:val="16"/>
                 <w:szCs w:val="16"/>
               </w:rPr>
@@ -4000,12 +4059,14 @@
           <w:p>
             <w:pPr>
               <w:rPr>
-                <w:sz w:val="16"/>
-                <w:szCs w:val="16"/>
-              </w:rPr>
-            </w:pPr>
-            <w:r>
-              <w:rPr>
+                <w:rFonts w:ascii="Aptos" w:hAnsi="Aptos"/>
+                <w:sz w:val="16"/>
+                <w:szCs w:val="16"/>
+              </w:rPr>
+            </w:pPr>
+            <w:r>
+              <w:rPr>
+                <w:rFonts w:ascii="Aptos" w:hAnsi="Aptos"/>
                 <w:sz w:val="16"/>
                 <w:szCs w:val="16"/>
               </w:rPr>
@@ -4023,6 +4084,7 @@
             </w:r>
             <w:r>
               <w:rPr>
+                <w:rFonts w:ascii="Aptos" w:hAnsi="Aptos"/>
                 <w:sz w:val="16"/>
                 <w:szCs w:val="16"/>
               </w:rPr>
@@ -4030,12 +4092,14 @@
             </w:r>
             <w:r>
               <w:rPr>
-                <w:sz w:val="16"/>
-                <w:szCs w:val="16"/>
-              </w:rPr>
-            </w:r>
-            <w:r>
-              <w:rPr>
+                <w:rFonts w:ascii="Aptos" w:hAnsi="Aptos"/>
+                <w:sz w:val="16"/>
+                <w:szCs w:val="16"/>
+              </w:rPr>
+            </w:r>
+            <w:r>
+              <w:rPr>
+                <w:rFonts w:ascii="Aptos" w:hAnsi="Aptos"/>
                 <w:sz w:val="16"/>
                 <w:szCs w:val="16"/>
               </w:rPr>
@@ -4043,6 +4107,7 @@
             </w:r>
             <w:r>
               <w:rPr>
+                <w:rFonts w:ascii="Aptos" w:hAnsi="Aptos"/>
                 <w:sz w:val="16"/>
                 <w:szCs w:val="16"/>
               </w:rPr>
@@ -4050,6 +4115,7 @@
             </w:r>
             <w:r>
               <w:rPr>
+                <w:rFonts w:ascii="Aptos" w:hAnsi="Aptos"/>
                 <w:sz w:val="16"/>
                 <w:szCs w:val="16"/>
               </w:rPr>
@@ -4059,6 +4125,7 @@
           <w:p>
             <w:pPr>
               <w:rPr>
+                <w:rFonts w:ascii="Aptos" w:hAnsi="Aptos"/>
                 <w:sz w:val="16"/>
                 <w:szCs w:val="16"/>
               </w:rPr>
@@ -4084,6 +4151,7 @@
           <w:p>
             <w:pPr>
               <w:rPr>
+                <w:rFonts w:ascii="Aptos" w:hAnsi="Aptos"/>
                 <w:b/>
                 <w:sz w:val="10"/>
                 <w:szCs w:val="10"/>
@@ -4110,11 +4178,13 @@
           <w:p>
             <w:pPr>
               <w:rPr>
-                <w:b/>
-              </w:rPr>
-            </w:pPr>
-            <w:r>
-              <w:rPr>
+                <w:rFonts w:ascii="Aptos" w:hAnsi="Aptos"/>
+                <w:b/>
+              </w:rPr>
+            </w:pPr>
+            <w:r>
+              <w:rPr>
+                <w:rFonts w:ascii="Aptos" w:hAnsi="Aptos"/>
                 <w:b/>
               </w:rPr>
               <w:t>E</w:t>
@@ -4135,11 +4205,13 @@
           <w:p>
             <w:pPr>
               <w:rPr>
-                <w:b/>
-              </w:rPr>
-            </w:pPr>
-            <w:r>
-              <w:rPr>
+                <w:rFonts w:ascii="Aptos" w:hAnsi="Aptos"/>
+                <w:b/>
+              </w:rPr>
+            </w:pPr>
+            <w:r>
+              <w:rPr>
+                <w:rFonts w:ascii="Aptos" w:hAnsi="Aptos"/>
                 <w:b/>
               </w:rPr>
               <w:t>DISPOSITIVI DI PROTEZIONE INDIVIDUALE</w:t>
@@ -4166,6 +4238,7 @@
           <w:p>
             <w:pPr>
               <w:rPr>
+                <w:rFonts w:ascii="Aptos" w:hAnsi="Aptos"/>
                 <w:b/>
                 <w:sz w:val="10"/>
                 <w:szCs w:val="10"/>
@@ -4182,19 +4255,20 @@
           <w:tcPr>
             <w:tcW w:w="2388" w:type="dxa"/>
             <w:gridSpan w:val="6"/>
-            <w:shd w:val="clear" w:color="auto" w:fill="auto"/>
           </w:tcPr>
           <w:p>
             <w:pPr>
               <w:jc w:val="center"/>
               <w:rPr>
-                <w:b/>
-                <w:sz w:val="20"/>
-                <w:szCs w:val="20"/>
-              </w:rPr>
-            </w:pPr>
-            <w:r>
-              <w:rPr>
+                <w:rFonts w:ascii="Aptos" w:hAnsi="Aptos"/>
+                <w:b/>
+                <w:sz w:val="20"/>
+                <w:szCs w:val="20"/>
+              </w:rPr>
+            </w:pPr>
+            <w:r>
+              <w:rPr>
+                <w:rFonts w:ascii="Aptos" w:hAnsi="Aptos"/>
                 <w:b/>
                 <w:sz w:val="20"/>
                 <w:szCs w:val="20"/>
@@ -4207,19 +4281,20 @@
           <w:tcPr>
             <w:tcW w:w="2282" w:type="dxa"/>
             <w:gridSpan w:val="5"/>
-            <w:shd w:val="clear" w:color="auto" w:fill="auto"/>
           </w:tcPr>
           <w:p>
             <w:pPr>
               <w:jc w:val="center"/>
               <w:rPr>
-                <w:b/>
-                <w:sz w:val="20"/>
-                <w:szCs w:val="20"/>
-              </w:rPr>
-            </w:pPr>
-            <w:r>
-              <w:rPr>
+                <w:rFonts w:ascii="Aptos" w:hAnsi="Aptos"/>
+                <w:b/>
+                <w:sz w:val="20"/>
+                <w:szCs w:val="20"/>
+              </w:rPr>
+            </w:pPr>
+            <w:r>
+              <w:rPr>
+                <w:rFonts w:ascii="Aptos" w:hAnsi="Aptos"/>
                 <w:b/>
                 <w:sz w:val="20"/>
                 <w:szCs w:val="20"/>
@@ -4232,19 +4307,20 @@
           <w:tcPr>
             <w:tcW w:w="2796" w:type="dxa"/>
             <w:gridSpan w:val="7"/>
-            <w:shd w:val="clear" w:color="auto" w:fill="auto"/>
           </w:tcPr>
           <w:p>
             <w:pPr>
               <w:jc w:val="center"/>
               <w:rPr>
-                <w:b/>
-                <w:sz w:val="20"/>
-                <w:szCs w:val="20"/>
-              </w:rPr>
-            </w:pPr>
-            <w:r>
-              <w:rPr>
+                <w:rFonts w:ascii="Aptos" w:hAnsi="Aptos"/>
+                <w:b/>
+                <w:sz w:val="20"/>
+                <w:szCs w:val="20"/>
+              </w:rPr>
+            </w:pPr>
+            <w:r>
+              <w:rPr>
+                <w:rFonts w:ascii="Aptos" w:hAnsi="Aptos"/>
                 <w:b/>
                 <w:sz w:val="20"/>
                 <w:szCs w:val="20"/>
@@ -4257,19 +4333,20 @@
           <w:tcPr>
             <w:tcW w:w="2162" w:type="dxa"/>
             <w:gridSpan w:val="2"/>
-            <w:shd w:val="clear" w:color="auto" w:fill="auto"/>
           </w:tcPr>
           <w:p>
             <w:pPr>
               <w:jc w:val="center"/>
               <w:rPr>
-                <w:b/>
-                <w:sz w:val="20"/>
-                <w:szCs w:val="20"/>
-              </w:rPr>
-            </w:pPr>
-            <w:r>
-              <w:rPr>
+                <w:rFonts w:ascii="Aptos" w:hAnsi="Aptos"/>
+                <w:b/>
+                <w:sz w:val="20"/>
+                <w:szCs w:val="20"/>
+              </w:rPr>
+            </w:pPr>
+            <w:r>
+              <w:rPr>
+                <w:rFonts w:ascii="Aptos" w:hAnsi="Aptos"/>
                 <w:b/>
                 <w:sz w:val="20"/>
                 <w:szCs w:val="20"/>
@@ -4287,17 +4364,18 @@
           <w:tcPr>
             <w:tcW w:w="2388" w:type="dxa"/>
             <w:gridSpan w:val="6"/>
-            <w:shd w:val="clear" w:color="auto" w:fill="auto"/>
-          </w:tcPr>
-          <w:p>
-            <w:pPr>
-              <w:rPr>
-                <w:sz w:val="16"/>
-                <w:szCs w:val="16"/>
-              </w:rPr>
-            </w:pPr>
-            <w:r>
-              <w:rPr>
+          </w:tcPr>
+          <w:p>
+            <w:pPr>
+              <w:rPr>
+                <w:rFonts w:ascii="Aptos" w:hAnsi="Aptos"/>
+                <w:sz w:val="16"/>
+                <w:szCs w:val="16"/>
+              </w:rPr>
+            </w:pPr>
+            <w:r>
+              <w:rPr>
+                <w:rFonts w:ascii="Aptos" w:hAnsi="Aptos"/>
                 <w:sz w:val="16"/>
                 <w:szCs w:val="16"/>
               </w:rPr>
@@ -4315,6 +4393,7 @@
             </w:r>
             <w:r>
               <w:rPr>
+                <w:rFonts w:ascii="Aptos" w:hAnsi="Aptos"/>
                 <w:sz w:val="16"/>
                 <w:szCs w:val="16"/>
               </w:rPr>
@@ -4322,12 +4401,22 @@
             </w:r>
             <w:r>
               <w:rPr>
-                <w:sz w:val="16"/>
-                <w:szCs w:val="16"/>
-              </w:rPr>
-            </w:r>
-            <w:r>
-              <w:rPr>
+                <w:rFonts w:ascii="Aptos" w:hAnsi="Aptos"/>
+                <w:sz w:val="16"/>
+                <w:szCs w:val="16"/>
+              </w:rPr>
+            </w:r>
+            <w:r>
+              <w:rPr>
+                <w:rFonts w:ascii="Aptos" w:hAnsi="Aptos"/>
+                <w:sz w:val="16"/>
+                <w:szCs w:val="16"/>
+              </w:rPr>
+              <w:fldChar w:fldCharType="separate"/>
+            </w:r>
+            <w:r>
+              <w:rPr>
+                <w:rFonts w:ascii="Aptos" w:hAnsi="Aptos"/>
                 <w:sz w:val="16"/>
                 <w:szCs w:val="16"/>
               </w:rPr>
@@ -4335,6 +4424,7 @@
             </w:r>
             <w:r>
               <w:rPr>
+                <w:rFonts w:ascii="Aptos" w:hAnsi="Aptos"/>
                 <w:sz w:val="16"/>
                 <w:szCs w:val="16"/>
               </w:rPr>
@@ -4342,6 +4432,7 @@
             </w:r>
             <w:r>
               <w:rPr>
+                <w:rFonts w:ascii="Aptos" w:hAnsi="Aptos"/>
                 <w:b/>
                 <w:bCs/>
                 <w:sz w:val="16"/>
@@ -4351,32 +4442,20 @@
             </w:r>
             <w:r>
               <w:rPr>
-                <w:b/>
-                <w:sz w:val="16"/>
-                <w:szCs w:val="16"/>
-              </w:rPr>
-              <w:t>EN 166</w:t>
-            </w:r>
-            <w:r>
-              <w:rPr>
-                <w:sz w:val="16"/>
-                <w:szCs w:val="16"/>
-              </w:rPr>
-              <w:t xml:space="preserve"> </w:t>
-            </w:r>
-            <w:r>
-              <w:rPr>
-                <w:b/>
-                <w:bCs/>
-                <w:sz w:val="16"/>
-                <w:szCs w:val="16"/>
-              </w:rPr>
-              <w:t>con protezioni laterali</w:t>
-            </w:r>
-          </w:p>
-          <w:p>
-            <w:pPr>
-              <w:rPr>
+                <w:rFonts w:ascii="Aptos" w:hAnsi="Aptos"/>
+                <w:b/>
+                <w:i/>
+                <w:iCs/>
+                <w:sz w:val="16"/>
+                <w:szCs w:val="16"/>
+              </w:rPr>
+              <w:t>UNI EN ISO 16321</w:t>
+            </w:r>
+          </w:p>
+          <w:p>
+            <w:pPr>
+              <w:rPr>
+                <w:rFonts w:ascii="Aptos" w:hAnsi="Aptos"/>
                 <w:sz w:val="16"/>
                 <w:szCs w:val="16"/>
               </w:rPr>
@@ -4387,17 +4466,18 @@
           <w:tcPr>
             <w:tcW w:w="2282" w:type="dxa"/>
             <w:gridSpan w:val="5"/>
-            <w:shd w:val="clear" w:color="auto" w:fill="auto"/>
-          </w:tcPr>
-          <w:p>
-            <w:pPr>
-              <w:rPr>
-                <w:sz w:val="16"/>
-                <w:szCs w:val="16"/>
-              </w:rPr>
-            </w:pPr>
-            <w:r>
-              <w:rPr>
+          </w:tcPr>
+          <w:p>
+            <w:pPr>
+              <w:rPr>
+                <w:rFonts w:ascii="Aptos" w:hAnsi="Aptos"/>
+                <w:sz w:val="16"/>
+                <w:szCs w:val="16"/>
+              </w:rPr>
+            </w:pPr>
+            <w:r>
+              <w:rPr>
+                <w:rFonts w:ascii="Aptos" w:hAnsi="Aptos"/>
                 <w:sz w:val="16"/>
                 <w:szCs w:val="16"/>
               </w:rPr>
@@ -4416,6 +4496,7 @@
             </w:r>
             <w:r>
               <w:rPr>
+                <w:rFonts w:ascii="Aptos" w:hAnsi="Aptos"/>
                 <w:sz w:val="16"/>
                 <w:szCs w:val="16"/>
               </w:rPr>
@@ -4423,12 +4504,14 @@
             </w:r>
             <w:r>
               <w:rPr>
-                <w:sz w:val="16"/>
-                <w:szCs w:val="16"/>
-              </w:rPr>
-            </w:r>
-            <w:r>
-              <w:rPr>
+                <w:rFonts w:ascii="Aptos" w:hAnsi="Aptos"/>
+                <w:sz w:val="16"/>
+                <w:szCs w:val="16"/>
+              </w:rPr>
+            </w:r>
+            <w:r>
+              <w:rPr>
+                <w:rFonts w:ascii="Aptos" w:hAnsi="Aptos"/>
                 <w:sz w:val="16"/>
                 <w:szCs w:val="16"/>
               </w:rPr>
@@ -4436,6 +4519,7 @@
             </w:r>
             <w:r>
               <w:rPr>
+                <w:rFonts w:ascii="Aptos" w:hAnsi="Aptos"/>
                 <w:sz w:val="16"/>
                 <w:szCs w:val="16"/>
               </w:rPr>
@@ -4443,6 +4527,7 @@
             </w:r>
             <w:r>
               <w:rPr>
+                <w:rFonts w:ascii="Aptos" w:hAnsi="Aptos"/>
                 <w:sz w:val="16"/>
                 <w:szCs w:val="16"/>
               </w:rPr>
@@ -4450,6 +4535,7 @@
             </w:r>
             <w:r>
               <w:rPr>
+                <w:rFonts w:ascii="Aptos" w:hAnsi="Aptos"/>
                 <w:b/>
                 <w:bCs/>
                 <w:sz w:val="16"/>
@@ -4459,6 +4545,7 @@
             </w:r>
             <w:r>
               <w:rPr>
+                <w:rFonts w:ascii="Aptos" w:hAnsi="Aptos"/>
                 <w:sz w:val="16"/>
                 <w:szCs w:val="16"/>
               </w:rPr>
@@ -4466,6 +4553,7 @@
             </w:r>
             <w:r>
               <w:rPr>
+                <w:rFonts w:ascii="Aptos" w:hAnsi="Aptos"/>
                 <w:b/>
                 <w:bCs/>
                 <w:sz w:val="16"/>
@@ -4475,6 +4563,7 @@
             </w:r>
             <w:r>
               <w:rPr>
+                <w:rFonts w:ascii="Aptos" w:hAnsi="Aptos"/>
                 <w:sz w:val="16"/>
                 <w:szCs w:val="16"/>
               </w:rPr>
@@ -4484,6 +4573,7 @@
           <w:p>
             <w:pPr>
               <w:rPr>
+                <w:rFonts w:ascii="Aptos" w:hAnsi="Aptos"/>
                 <w:sz w:val="16"/>
                 <w:szCs w:val="16"/>
               </w:rPr>
@@ -4494,17 +4584,18 @@
           <w:tcPr>
             <w:tcW w:w="2796" w:type="dxa"/>
             <w:gridSpan w:val="7"/>
-            <w:shd w:val="clear" w:color="auto" w:fill="auto"/>
-          </w:tcPr>
-          <w:p>
-            <w:pPr>
-              <w:rPr>
-                <w:sz w:val="16"/>
-                <w:szCs w:val="16"/>
-              </w:rPr>
-            </w:pPr>
-            <w:r>
-              <w:rPr>
+          </w:tcPr>
+          <w:p>
+            <w:pPr>
+              <w:rPr>
+                <w:rFonts w:ascii="Aptos" w:hAnsi="Aptos"/>
+                <w:sz w:val="16"/>
+                <w:szCs w:val="16"/>
+              </w:rPr>
+            </w:pPr>
+            <w:r>
+              <w:rPr>
+                <w:rFonts w:ascii="Aptos" w:hAnsi="Aptos"/>
                 <w:sz w:val="16"/>
                 <w:szCs w:val="16"/>
               </w:rPr>
@@ -4523,6 +4614,7 @@
             <w:bookmarkStart w:id="0" w:name="Controllo2"/>
             <w:r>
               <w:rPr>
+                <w:rFonts w:ascii="Aptos" w:hAnsi="Aptos"/>
                 <w:sz w:val="16"/>
                 <w:szCs w:val="16"/>
               </w:rPr>
@@ -4530,12 +4622,22 @@
             </w:r>
             <w:r>
               <w:rPr>
-                <w:sz w:val="16"/>
-                <w:szCs w:val="16"/>
-              </w:rPr>
-            </w:r>
-            <w:r>
-              <w:rPr>
+                <w:rFonts w:ascii="Aptos" w:hAnsi="Aptos"/>
+                <w:sz w:val="16"/>
+                <w:szCs w:val="16"/>
+              </w:rPr>
+            </w:r>
+            <w:r>
+              <w:rPr>
+                <w:rFonts w:ascii="Aptos" w:hAnsi="Aptos"/>
+                <w:sz w:val="16"/>
+                <w:szCs w:val="16"/>
+              </w:rPr>
+              <w:fldChar w:fldCharType="separate"/>
+            </w:r>
+            <w:r>
+              <w:rPr>
+                <w:rFonts w:ascii="Aptos" w:hAnsi="Aptos"/>
                 <w:sz w:val="16"/>
                 <w:szCs w:val="16"/>
               </w:rPr>
@@ -4544,6 +4646,7 @@
             <w:bookmarkEnd w:id="0"/>
             <w:r>
               <w:rPr>
+                <w:rFonts w:ascii="Aptos" w:hAnsi="Aptos"/>
                 <w:sz w:val="16"/>
                 <w:szCs w:val="16"/>
               </w:rPr>
@@ -4551,6 +4654,7 @@
             </w:r>
             <w:r>
               <w:rPr>
+                <w:rFonts w:ascii="Aptos" w:hAnsi="Aptos"/>
                 <w:b/>
                 <w:bCs/>
                 <w:sz w:val="16"/>
@@ -4562,6 +4666,7 @@
           <w:p>
             <w:pPr>
               <w:rPr>
+                <w:rFonts w:ascii="Aptos" w:hAnsi="Aptos"/>
                 <w:sz w:val="16"/>
                 <w:szCs w:val="16"/>
               </w:rPr>
@@ -4572,17 +4677,18 @@
           <w:tcPr>
             <w:tcW w:w="2162" w:type="dxa"/>
             <w:gridSpan w:val="2"/>
-            <w:shd w:val="clear" w:color="auto" w:fill="auto"/>
-          </w:tcPr>
-          <w:p>
-            <w:pPr>
-              <w:rPr>
-                <w:sz w:val="16"/>
-                <w:szCs w:val="16"/>
-              </w:rPr>
-            </w:pPr>
-            <w:r>
-              <w:rPr>
+          </w:tcPr>
+          <w:p>
+            <w:pPr>
+              <w:rPr>
+                <w:rFonts w:ascii="Aptos" w:hAnsi="Aptos"/>
+                <w:sz w:val="16"/>
+                <w:szCs w:val="16"/>
+              </w:rPr>
+            </w:pPr>
+            <w:r>
+              <w:rPr>
+                <w:rFonts w:ascii="Aptos" w:hAnsi="Aptos"/>
                 <w:sz w:val="16"/>
                 <w:szCs w:val="16"/>
               </w:rPr>
@@ -4601,6 +4707,7 @@
             </w:r>
             <w:r>
               <w:rPr>
+                <w:rFonts w:ascii="Aptos" w:hAnsi="Aptos"/>
                 <w:sz w:val="16"/>
                 <w:szCs w:val="16"/>
               </w:rPr>
@@ -4608,12 +4715,14 @@
             </w:r>
             <w:r>
               <w:rPr>
-                <w:sz w:val="16"/>
-                <w:szCs w:val="16"/>
-              </w:rPr>
-            </w:r>
-            <w:r>
-              <w:rPr>
+                <w:rFonts w:ascii="Aptos" w:hAnsi="Aptos"/>
+                <w:sz w:val="16"/>
+                <w:szCs w:val="16"/>
+              </w:rPr>
+            </w:r>
+            <w:r>
+              <w:rPr>
+                <w:rFonts w:ascii="Aptos" w:hAnsi="Aptos"/>
                 <w:sz w:val="16"/>
                 <w:szCs w:val="16"/>
               </w:rPr>
@@ -4621,6 +4730,7 @@
             </w:r>
             <w:r>
               <w:rPr>
+                <w:rFonts w:ascii="Aptos" w:hAnsi="Aptos"/>
                 <w:sz w:val="16"/>
                 <w:szCs w:val="16"/>
               </w:rPr>
@@ -4628,6 +4738,7 @@
             </w:r>
             <w:r>
               <w:rPr>
+                <w:rFonts w:ascii="Aptos" w:hAnsi="Aptos"/>
                 <w:sz w:val="16"/>
                 <w:szCs w:val="16"/>
               </w:rPr>
@@ -4635,6 +4746,7 @@
             </w:r>
             <w:r>
               <w:rPr>
+                <w:rFonts w:ascii="Aptos" w:hAnsi="Aptos"/>
                 <w:b/>
                 <w:bCs/>
                 <w:sz w:val="16"/>
@@ -4646,6 +4758,7 @@
           <w:p>
             <w:pPr>
               <w:rPr>
+                <w:rFonts w:ascii="Aptos" w:hAnsi="Aptos"/>
                 <w:sz w:val="16"/>
                 <w:szCs w:val="16"/>
               </w:rPr>
@@ -4666,7 +4779,7 @@
 </file>
 
 <file path=word/styles.xml><?xml version="1.0" encoding="utf-8"?>
-<w:styles xmlns:mc="http://schemas.openxmlformats.org/markup-compatibility/2006" xmlns:r="http://schemas.openxmlformats.org/officeDocument/2006/relationships" xmlns:w="http://schemas.openxmlformats.org/wordprocessingml/2006/main" xmlns:w14="http://schemas.microsoft.com/office/word/2010/wordml" xmlns:w15="http://schemas.microsoft.com/office/word/2012/wordml" xmlns:w16cex="http://schemas.microsoft.com/office/word/2018/wordml/cex" xmlns:w16cid="http://schemas.microsoft.com/office/word/2016/wordml/cid" xmlns:w16="http://schemas.microsoft.com/office/word/2018/wordml" xmlns:w16sdtdh="http://schemas.microsoft.com/office/word/2020/wordml/sdtdatahash" xmlns:w16se="http://schemas.microsoft.com/office/word/2015/wordml/symex" mc:Ignorable="w14 w15 w16se w16cid w16 w16cex w16sdtdh">
+<w:styles xmlns:mc="http://schemas.openxmlformats.org/markup-compatibility/2006" xmlns:r="http://schemas.openxmlformats.org/officeDocument/2006/relationships" xmlns:w="http://schemas.openxmlformats.org/wordprocessingml/2006/main" xmlns:w14="http://schemas.microsoft.com/office/word/2010/wordml" xmlns:w15="http://schemas.microsoft.com/office/word/2012/wordml" xmlns:w16cex="http://schemas.microsoft.com/office/word/2018/wordml/cex" xmlns:w16cid="http://schemas.microsoft.com/office/word/2016/wordml/cid" xmlns:w16="http://schemas.microsoft.com/office/word/2018/wordml" xmlns:w16du="http://schemas.microsoft.com/office/word/2023/wordml/word16du" xmlns:w16sdtdh="http://schemas.microsoft.com/office/word/2020/wordml/sdtdatahash" xmlns:w16sdtfl="http://schemas.microsoft.com/office/word/2024/wordml/sdtformatlock" xmlns:w16se="http://schemas.microsoft.com/office/word/2015/wordml/symex" mc:Ignorable="w14 w15 w16se w16cid w16 w16cex w16sdtdh w16sdtfl w16du">
   <w:docDefaults>
     <w:rPrDefault>
       <w:rPr>
@@ -5296,7 +5409,6 @@
   <w:style w:type="character" w:default="1" w:styleId="Carpredefinitoparagrafo">
     <w:name w:val="Default Paragraph Font"/>
     <w:uiPriority w:val="1"/>
-    <w:semiHidden/>
     <w:unhideWhenUsed/>
   </w:style>
   <w:style w:type="table" w:default="1" w:styleId="Tabellanormale">
